--- a/00-首页/题组Word/专项卷/一分册/专项卷XII-学生版.docx
+++ b/00-首页/题组Word/专项卷/一分册/专项卷XII-学生版.docx
@@ -1038,15 +1038,42 @@
         <w:rPr>
           <w:rFonts w:ascii="Times New Roman" w:hAnsi="Times New Roman" w:eastAsia="Times New Roman" w:cs="Times New Roman"/>
         </w:rPr>
-        <w:t xml:space="preserve"> NaHCO</w:t>
-      </w:r>
-      <w:r>
-        <w:rPr>
-          <w:rFonts w:ascii="Times New Roman" w:hAnsi="Times New Roman" w:eastAsia="Times New Roman" w:cs="Times New Roman"/>
-          <w:vertAlign w:val="subscript"/>
-        </w:rPr>
-        <w:t>3</w:t>
-      </w:r>
+        <w:t xml:space="preserve"> </w:t>
+      </w:r>
+      <m:oMath>
+        <m:oMathPr>
+          <m:ctrlPr>
+            <w:rPr>
+              <w:sz w:val="28"/>
+              <w:szCs w:val="28"/>
+            </w:rPr>
+          </m:ctrlPr>
+        </m:oMathPr>
+        <m:r>
+          <m:t>N</m:t>
+        </m:r>
+        <m:r>
+          <m:t>a</m:t>
+        </m:r>
+        <m:r>
+          <m:t>H</m:t>
+        </m:r>
+        <m:r>
+          <m:t>C</m:t>
+        </m:r>
+        <m:sSub>
+          <m:e>
+            <m:r>
+              <m:t>O</m:t>
+            </m:r>
+          </m:e>
+          <m:sub>
+            <m:r>
+              <m:t>3</m:t>
+            </m:r>
+          </m:sub>
+        </m:sSub>
+      </m:oMath>
       <w:r>
         <w:rPr>
           <w:rFonts w:ascii="Times New Roman" w:hAnsi="Times New Roman" w:eastAsia="Times New Roman" w:cs="Times New Roman"/>
@@ -1435,15 +1462,42 @@
         <w:rPr>
           <w:rFonts w:ascii="Times New Roman" w:hAnsi="Times New Roman" w:eastAsia="Times New Roman" w:cs="Times New Roman"/>
         </w:rPr>
-        <w:t xml:space="preserve"> NaHCO</w:t>
-      </w:r>
-      <w:r>
-        <w:rPr>
-          <w:rFonts w:ascii="Times New Roman" w:hAnsi="Times New Roman" w:eastAsia="Times New Roman" w:cs="Times New Roman"/>
-          <w:vertAlign w:val="subscript"/>
-        </w:rPr>
-        <w:t>3</w:t>
-      </w:r>
+        <w:t xml:space="preserve"> </w:t>
+      </w:r>
+      <m:oMath>
+        <m:oMathPr>
+          <m:ctrlPr>
+            <w:rPr>
+              <w:sz w:val="28"/>
+              <w:szCs w:val="28"/>
+            </w:rPr>
+          </m:ctrlPr>
+        </m:oMathPr>
+        <m:r>
+          <m:t>N</m:t>
+        </m:r>
+        <m:r>
+          <m:t>a</m:t>
+        </m:r>
+        <m:r>
+          <m:t>H</m:t>
+        </m:r>
+        <m:r>
+          <m:t>C</m:t>
+        </m:r>
+        <m:sSub>
+          <m:e>
+            <m:r>
+              <m:t>O</m:t>
+            </m:r>
+          </m:e>
+          <m:sub>
+            <m:r>
+              <m:t>3</m:t>
+            </m:r>
+          </m:sub>
+        </m:sSub>
+      </m:oMath>
       <w:r>
         <w:rPr>
           <w:rFonts w:ascii="Times New Roman" w:hAnsi="Times New Roman" w:eastAsia="Times New Roman" w:cs="Times New Roman"/>
@@ -2368,43 +2422,7 @@
         <w:rPr>
           <w:rFonts w:hint="eastAsia" w:ascii="Times New Roman" w:hAnsi="Times New Roman" w:eastAsia="Times New Roman" w:cs="Times New Roman"/>
         </w:rPr>
-        <w:t>——</w:t>
-      </w:r>
-      <w:r>
-        <w:rPr>
-          <w:rFonts w:hint="eastAsia" w:ascii="Times New Roman" w:hAnsi="Times New Roman" w:eastAsia="FangSong" w:cs="Times New Roman"/>
-        </w:rPr>
-        <w:t>答案区仅称</w:t>
-      </w:r>
-      <w:r>
-        <w:rPr>
-          <w:rFonts w:hint="eastAsia" w:ascii="Times New Roman" w:hAnsi="Times New Roman" w:eastAsia="Times New Roman" w:cs="Times New Roman"/>
-        </w:rPr>
-        <w:t>”</w:t>
-      </w:r>
-      <w:r>
-        <w:rPr>
-          <w:rFonts w:hint="eastAsia" w:ascii="Times New Roman" w:hAnsi="Times New Roman" w:eastAsia="FangSong" w:cs="Times New Roman"/>
-        </w:rPr>
-        <w:t>据计算选项</w:t>
-      </w:r>
-      <w:r>
-        <w:rPr>
-          <w:rFonts w:ascii="Times New Roman" w:hAnsi="Times New Roman" w:eastAsia="Times New Roman" w:cs="Times New Roman"/>
-        </w:rPr>
-        <w:t xml:space="preserve"> D </w:t>
-      </w:r>
-      <w:r>
-        <w:rPr>
-          <w:rFonts w:hint="eastAsia" w:ascii="Times New Roman" w:hAnsi="Times New Roman" w:eastAsia="FangSong" w:cs="Times New Roman"/>
-        </w:rPr>
-        <w:t>正确</w:t>
-      </w:r>
-      <w:r>
-        <w:rPr>
-          <w:rFonts w:hint="eastAsia" w:ascii="Times New Roman" w:hAnsi="Times New Roman" w:eastAsia="Times New Roman" w:cs="Times New Roman"/>
-        </w:rPr>
-        <w:t>”。</w:t>
+        <w:t>。</w:t>
       </w:r>
     </w:p>
     <w:bookmarkEnd w:id="33"/>
@@ -4339,20 +4357,33 @@
         <w:rPr>
           <w:rFonts w:ascii="Times New Roman" w:hAnsi="Times New Roman" w:eastAsia="Times New Roman" w:cs="Times New Roman"/>
         </w:rPr>
-        <w:t xml:space="preserve"> H</w:t>
-      </w:r>
-      <w:r>
-        <w:rPr>
-          <w:rFonts w:ascii="Times New Roman" w:hAnsi="Times New Roman" w:eastAsia="Times New Roman" w:cs="Times New Roman"/>
-          <w:vertAlign w:val="subscript"/>
-        </w:rPr>
-        <w:t>2</w:t>
-      </w:r>
-      <w:r>
-        <w:rPr>
-          <w:rFonts w:ascii="Times New Roman" w:hAnsi="Times New Roman" w:eastAsia="Times New Roman" w:cs="Times New Roman"/>
-        </w:rPr>
-        <w:t xml:space="preserve"> 2 mol </w:t>
+        <w:t xml:space="preserve"> </w:t>
+      </w:r>
+      <m:oMath>
+        <m:sSub>
+          <m:e>
+            <m:r>
+              <m:t>H</m:t>
+            </m:r>
+          </m:e>
+          <m:sub>
+            <m:r>
+              <m:t>2</m:t>
+            </m:r>
+          </m:sub>
+        </m:sSub>
+      </m:oMath>
+      <w:r>
+        <w:rPr>
+          <w:rFonts w:ascii="Times New Roman" w:hAnsi="Times New Roman" w:eastAsia="Times New Roman" w:cs="Times New Roman"/>
+        </w:rPr>
+        <w:t xml:space="preserve"> </w:t>
+      </w:r>
+      <w:r>
+        <w:rPr>
+          <w:rFonts w:ascii="Times New Roman" w:hAnsi="Times New Roman" w:eastAsia="Times New Roman" w:cs="Times New Roman"/>
+        </w:rPr>
+        <w:t xml:space="preserve">2 mol </w:t>
       </w:r>
       <w:r>
         <w:rPr>
@@ -4826,15 +4857,28 @@
         <w:rPr>
           <w:rFonts w:ascii="Times New Roman" w:hAnsi="Times New Roman" w:eastAsia="Times New Roman" w:cs="Times New Roman"/>
         </w:rPr>
-        <w:t xml:space="preserve"> CN</w:t>
-      </w:r>
-      <w:r>
-        <w:rPr>
-          <w:rFonts w:ascii="Times New Roman" w:hAnsi="Times New Roman" w:eastAsia="Times New Roman" w:cs="Times New Roman"/>
-          <w:vertAlign w:val="superscript"/>
-        </w:rPr>
-        <w:t>-</w:t>
-      </w:r>
+        <w:t xml:space="preserve"> </w:t>
+      </w:r>
+      <m:oMath>
+        <m:r>
+          <m:t>C</m:t>
+        </m:r>
+        <m:sSup>
+          <m:e>
+            <m:r>
+              <m:t>N</m:t>
+            </m:r>
+          </m:e>
+          <m:sup>
+            <m:r>
+              <m:rPr>
+                <m:sty m:val="p"/>
+              </m:rPr>
+              <m:t>−</m:t>
+            </m:r>
+          </m:sup>
+        </m:sSup>
+      </m:oMath>
       <w:r>
         <w:rPr>
           <w:rFonts w:ascii="Times New Roman" w:hAnsi="Times New Roman" w:eastAsia="Times New Roman" w:cs="Times New Roman"/>
@@ -10685,18 +10729,25 @@
               <w:pStyle w:val="Compact"/>
               <w:jc w:val="center"/>
             </w:pPr>
+            <m:oMath>
+              <m:sSub>
+                <m:e>
+                  <m:r>
+                    <m:t>I</m:t>
+                  </m:r>
+                </m:e>
+                <m:sub>
+                  <m:r>
+                    <m:t>1</m:t>
+                  </m:r>
+                </m:sub>
+              </m:sSub>
+            </m:oMath>
             <w:r>
               <w:rPr>
                 <w:rFonts w:ascii="Times New Roman" w:hAnsi="Times New Roman" w:eastAsia="Times New Roman" w:cs="Times New Roman"/>
               </w:rPr>
-              <w:t>I</w:t>
-            </w:r>
-            <w:r>
-              <w:rPr>
-                <w:rFonts w:ascii="Times New Roman" w:hAnsi="Times New Roman" w:eastAsia="Times New Roman" w:cs="Times New Roman"/>
-                <w:vertAlign w:val="subscript"/>
-              </w:rPr>
-              <w:t>1</w:t>
+              <w:t xml:space="preserve">​</w:t>
             </w:r>
           </w:p>
         </w:tc>
@@ -10748,18 +10799,25 @@
               <w:pStyle w:val="Compact"/>
               <w:jc w:val="center"/>
             </w:pPr>
+            <m:oMath>
+              <m:sSub>
+                <m:e>
+                  <m:r>
+                    <m:t>I</m:t>
+                  </m:r>
+                </m:e>
+                <m:sub>
+                  <m:r>
+                    <m:t>2</m:t>
+                  </m:r>
+                </m:sub>
+              </m:sSub>
+            </m:oMath>
             <w:r>
               <w:rPr>
                 <w:rFonts w:ascii="Times New Roman" w:hAnsi="Times New Roman" w:eastAsia="Times New Roman" w:cs="Times New Roman"/>
               </w:rPr>
-              <w:t>I</w:t>
-            </w:r>
-            <w:r>
-              <w:rPr>
-                <w:rFonts w:ascii="Times New Roman" w:hAnsi="Times New Roman" w:eastAsia="Times New Roman" w:cs="Times New Roman"/>
-                <w:vertAlign w:val="subscript"/>
-              </w:rPr>
-              <w:t>2</w:t>
+              <w:t xml:space="preserve">​</w:t>
             </w:r>
           </w:p>
         </w:tc>
@@ -10811,18 +10869,25 @@
               <w:pStyle w:val="Compact"/>
               <w:jc w:val="center"/>
             </w:pPr>
+            <m:oMath>
+              <m:sSub>
+                <m:e>
+                  <m:r>
+                    <m:t>I</m:t>
+                  </m:r>
+                </m:e>
+                <m:sub>
+                  <m:r>
+                    <m:t>3</m:t>
+                  </m:r>
+                </m:sub>
+              </m:sSub>
+            </m:oMath>
             <w:r>
               <w:rPr>
                 <w:rFonts w:ascii="Times New Roman" w:hAnsi="Times New Roman" w:eastAsia="Times New Roman" w:cs="Times New Roman"/>
               </w:rPr>
-              <w:t>I</w:t>
-            </w:r>
-            <w:r>
-              <w:rPr>
-                <w:rFonts w:ascii="Times New Roman" w:hAnsi="Times New Roman" w:eastAsia="Times New Roman" w:cs="Times New Roman"/>
-                <w:vertAlign w:val="subscript"/>
-              </w:rPr>
-              <w:t>3</w:t>
+              <w:t xml:space="preserve">​</w:t>
             </w:r>
           </w:p>
         </w:tc>
@@ -10940,28 +11005,42 @@
         <w:rPr>
           <w:rFonts w:ascii="Times New Roman" w:hAnsi="Times New Roman" w:eastAsia="Times New Roman" w:cs="Times New Roman"/>
         </w:rPr>
-        <w:t xml:space="preserve"> I</w:t>
-      </w:r>
-      <w:r>
-        <w:rPr>
-          <w:rFonts w:ascii="Times New Roman" w:hAnsi="Times New Roman" w:eastAsia="Times New Roman" w:cs="Times New Roman"/>
-          <w:vertAlign w:val="subscript"/>
-        </w:rPr>
-        <w:t>2</w:t>
-      </w:r>
-      <w:r>
-        <w:rPr>
-          <w:rFonts w:ascii="Times New Roman" w:hAnsi="Times New Roman" w:eastAsia="Times New Roman" w:cs="Times New Roman"/>
-        </w:rPr>
-        <w:t>、I</w:t>
-      </w:r>
-      <w:r>
-        <w:rPr>
-          <w:rFonts w:ascii="Times New Roman" w:hAnsi="Times New Roman" w:eastAsia="Times New Roman" w:cs="Times New Roman"/>
-          <w:vertAlign w:val="subscript"/>
-        </w:rPr>
-        <w:t>3</w:t>
-      </w:r>
+        <w:t xml:space="preserve"> </w:t>
+      </w:r>
+      <m:oMath>
+        <m:sSub>
+          <m:e>
+            <m:r>
+              <m:t>I</m:t>
+            </m:r>
+          </m:e>
+          <m:sub>
+            <m:r>
+              <m:t>2</m:t>
+            </m:r>
+          </m:sub>
+        </m:sSub>
+      </m:oMath>
+      <w:r>
+        <w:rPr>
+          <w:rFonts w:ascii="Times New Roman" w:hAnsi="Times New Roman" w:eastAsia="Times New Roman" w:cs="Times New Roman"/>
+        </w:rPr>
+        <w:t xml:space="preserve">、</w:t>
+      </w:r>
+      <m:oMath>
+        <m:sSub>
+          <m:e>
+            <m:r>
+              <m:t>I</m:t>
+            </m:r>
+          </m:e>
+          <m:sub>
+            <m:r>
+              <m:t>3</m:t>
+            </m:r>
+          </m:sub>
+        </m:sSub>
+      </m:oMath>
       <w:r>
         <w:rPr>
           <w:rFonts w:ascii="Times New Roman" w:hAnsi="Times New Roman" w:eastAsia="Times New Roman" w:cs="Times New Roman"/>
@@ -11286,15 +11365,31 @@
         <w:rPr>
           <w:rFonts w:ascii="Times New Roman" w:hAnsi="Times New Roman" w:eastAsia="Times New Roman" w:cs="Times New Roman"/>
         </w:rPr>
-        <w:t xml:space="preserve"> Fe</w:t>
-      </w:r>
-      <w:r>
-        <w:rPr>
-          <w:rFonts w:ascii="Times New Roman" w:hAnsi="Times New Roman" w:eastAsia="Times New Roman" w:cs="Times New Roman"/>
-          <w:vertAlign w:val="superscript"/>
-        </w:rPr>
-        <w:t>2+</w:t>
-      </w:r>
+        <w:t xml:space="preserve"> </w:t>
+      </w:r>
+      <m:oMath>
+        <m:r>
+          <m:t>F</m:t>
+        </m:r>
+        <m:sSup>
+          <m:e>
+            <m:r>
+              <m:t>e</m:t>
+            </m:r>
+          </m:e>
+          <m:sup>
+            <m:r>
+              <m:t>2</m:t>
+            </m:r>
+            <m:r>
+              <m:rPr>
+                <m:sty m:val="p"/>
+              </m:rPr>
+              <m:t>+</m:t>
+            </m:r>
+          </m:sup>
+        </m:sSup>
+      </m:oMath>
       <w:r>
         <w:rPr>
           <w:rFonts w:ascii="Times New Roman" w:hAnsi="Times New Roman" w:eastAsia="Times New Roman" w:cs="Times New Roman"/>
@@ -12972,19 +13067,20 @@
         </w:rPr>
         <w:t xml:space="preserve"> </w:t>
       </w:r>
-      <w:r>
-        <w:rPr>
-          <w:rFonts w:hint="eastAsia" w:ascii="Times New Roman" w:hAnsi="Times New Roman" w:eastAsia="Times New Roman" w:cs="Times New Roman"/>
-        </w:rPr>
-        <w:t>C</w:t>
-      </w:r>
-      <w:r>
-        <w:rPr>
-          <w:rFonts w:hint="eastAsia" w:ascii="Times New Roman" w:hAnsi="Times New Roman" w:eastAsia="Times New Roman" w:cs="Times New Roman"/>
-          <w:vertAlign w:val="subscript"/>
-        </w:rPr>
-        <w:t>60</w:t>
-      </w:r>
+      <m:oMath>
+        <m:sSub>
+          <m:e>
+            <m:r>
+              <m:t>C</m:t>
+            </m:r>
+          </m:e>
+          <m:sub>
+            <m:r>
+              <m:t>60</m:t>
+            </m:r>
+          </m:sub>
+        </m:sSub>
+      </m:oMath>
       <w:r>
         <w:rPr>
           <w:rFonts w:hint="eastAsia" w:ascii="Times New Roman" w:hAnsi="Times New Roman" w:eastAsia="Times New Roman" w:cs="Times New Roman"/>
@@ -13337,15 +13433,22 @@
         <w:rPr>
           <w:rFonts w:ascii="Times New Roman" w:hAnsi="Times New Roman" w:eastAsia="Times New Roman" w:cs="Times New Roman"/>
         </w:rPr>
-        <w:t xml:space="preserve"> C</w:t>
-      </w:r>
-      <w:r>
-        <w:rPr>
-          <w:rFonts w:ascii="Times New Roman" w:hAnsi="Times New Roman" w:eastAsia="Times New Roman" w:cs="Times New Roman"/>
-          <w:vertAlign w:val="subscript"/>
-        </w:rPr>
-        <w:t>60</w:t>
-      </w:r>
+        <w:t xml:space="preserve"> </w:t>
+      </w:r>
+      <m:oMath>
+        <m:sSub>
+          <m:e>
+            <m:r>
+              <m:t>C</m:t>
+            </m:r>
+          </m:e>
+          <m:sub>
+            <m:r>
+              <m:t>60</m:t>
+            </m:r>
+          </m:sub>
+        </m:sSub>
+      </m:oMath>
       <w:r>
         <w:rPr>
           <w:rFonts w:ascii="Times New Roman" w:hAnsi="Times New Roman" w:eastAsia="Times New Roman" w:cs="Times New Roman"/>
@@ -13537,15 +13640,22 @@
         <w:rPr>
           <w:rFonts w:ascii="Times New Roman" w:hAnsi="Times New Roman" w:eastAsia="Times New Roman" w:cs="Times New Roman"/>
         </w:rPr>
-        <w:t xml:space="preserve"> C</w:t>
-      </w:r>
-      <w:r>
-        <w:rPr>
-          <w:rFonts w:ascii="Times New Roman" w:hAnsi="Times New Roman" w:eastAsia="Times New Roman" w:cs="Times New Roman"/>
-          <w:vertAlign w:val="subscript"/>
-        </w:rPr>
-        <w:t>60</w:t>
-      </w:r>
+        <w:t xml:space="preserve"> </w:t>
+      </w:r>
+      <m:oMath>
+        <m:sSub>
+          <m:e>
+            <m:r>
+              <m:t>C</m:t>
+            </m:r>
+          </m:e>
+          <m:sub>
+            <m:r>
+              <m:t>60</m:t>
+            </m:r>
+          </m:sub>
+        </m:sSub>
+      </m:oMath>
       <w:r>
         <w:rPr>
           <w:rFonts w:ascii="Times New Roman" w:hAnsi="Times New Roman" w:eastAsia="Times New Roman" w:cs="Times New Roman"/>
@@ -13562,15 +13672,22 @@
         <w:rPr>
           <w:rFonts w:hint="eastAsia" w:ascii="Times New Roman" w:hAnsi="Times New Roman" w:eastAsia="Times New Roman" w:cs="Times New Roman"/>
         </w:rPr>
-        <w:t>。C</w:t>
-      </w:r>
-      <w:r>
-        <w:rPr>
-          <w:rFonts w:hint="eastAsia" w:ascii="Times New Roman" w:hAnsi="Times New Roman" w:eastAsia="Times New Roman" w:cs="Times New Roman"/>
-          <w:vertAlign w:val="subscript"/>
-        </w:rPr>
-        <w:t>60</w:t>
-      </w:r>
+        <w:t>。</w:t>
+      </w:r>
+      <m:oMath>
+        <m:sSub>
+          <m:e>
+            <m:r>
+              <m:t>C</m:t>
+            </m:r>
+          </m:e>
+          <m:sub>
+            <m:r>
+              <m:t>60</m:t>
+            </m:r>
+          </m:sub>
+        </m:sSub>
+      </m:oMath>
       <w:r>
         <w:rPr>
           <w:rFonts w:ascii="Times New Roman" w:hAnsi="Times New Roman" w:eastAsia="Times New Roman" w:cs="Times New Roman"/>
@@ -13674,15 +13791,28 @@
         <w:rPr>
           <w:rFonts w:ascii="Times New Roman" w:hAnsi="Times New Roman" w:eastAsia="Times New Roman" w:cs="Times New Roman"/>
         </w:rPr>
-        <w:t>① C</w:t>
-      </w:r>
-      <w:r>
-        <w:rPr>
-          <w:rFonts w:ascii="Times New Roman" w:hAnsi="Times New Roman" w:eastAsia="Times New Roman" w:cs="Times New Roman"/>
-          <w:vertAlign w:val="subscript"/>
-        </w:rPr>
-        <w:t>60</w:t>
-      </w:r>
+        <w:t xml:space="preserve">①</w:t>
+      </w:r>
+      <w:r>
+        <w:rPr>
+          <w:rFonts w:ascii="Times New Roman" w:hAnsi="Times New Roman" w:eastAsia="Times New Roman" w:cs="Times New Roman"/>
+        </w:rPr>
+        <w:t xml:space="preserve"> </w:t>
+      </w:r>
+      <m:oMath>
+        <m:sSub>
+          <m:e>
+            <m:r>
+              <m:t>C</m:t>
+            </m:r>
+          </m:e>
+          <m:sub>
+            <m:r>
+              <m:t>60</m:t>
+            </m:r>
+          </m:sub>
+        </m:sSub>
+      </m:oMath>
       <w:r>
         <w:rPr>
           <w:rFonts w:ascii="Times New Roman" w:hAnsi="Times New Roman" w:eastAsia="Times New Roman" w:cs="Times New Roman"/>
@@ -13722,15 +13852,28 @@
         <w:rPr>
           <w:rFonts w:ascii="Times New Roman" w:hAnsi="Times New Roman" w:eastAsia="Times New Roman" w:cs="Times New Roman"/>
         </w:rPr>
-        <w:t>② C</w:t>
-      </w:r>
-      <w:r>
-        <w:rPr>
-          <w:rFonts w:ascii="Times New Roman" w:hAnsi="Times New Roman" w:eastAsia="Times New Roman" w:cs="Times New Roman"/>
-          <w:vertAlign w:val="subscript"/>
-        </w:rPr>
-        <w:t>60</w:t>
-      </w:r>
+        <w:t xml:space="preserve">②</w:t>
+      </w:r>
+      <w:r>
+        <w:rPr>
+          <w:rFonts w:ascii="Times New Roman" w:hAnsi="Times New Roman" w:eastAsia="Times New Roman" w:cs="Times New Roman"/>
+        </w:rPr>
+        <w:t xml:space="preserve"> </w:t>
+      </w:r>
+      <m:oMath>
+        <m:sSub>
+          <m:e>
+            <m:r>
+              <m:t>C</m:t>
+            </m:r>
+          </m:e>
+          <m:sub>
+            <m:r>
+              <m:t>60</m:t>
+            </m:r>
+          </m:sub>
+        </m:sSub>
+      </m:oMath>
       <w:r>
         <w:rPr>
           <w:rFonts w:ascii="Times New Roman" w:hAnsi="Times New Roman" w:eastAsia="Times New Roman" w:cs="Times New Roman"/>
@@ -13859,15 +14002,22 @@
         <w:rPr>
           <w:rFonts w:ascii="Times New Roman" w:hAnsi="Times New Roman" w:eastAsia="Times New Roman" w:cs="Times New Roman"/>
         </w:rPr>
-        <w:t xml:space="preserve"> C</w:t>
-      </w:r>
-      <w:r>
-        <w:rPr>
-          <w:rFonts w:ascii="Times New Roman" w:hAnsi="Times New Roman" w:eastAsia="Times New Roman" w:cs="Times New Roman"/>
-          <w:vertAlign w:val="subscript"/>
-        </w:rPr>
-        <w:t>60</w:t>
-      </w:r>
+        <w:t xml:space="preserve"> </w:t>
+      </w:r>
+      <m:oMath>
+        <m:sSub>
+          <m:e>
+            <m:r>
+              <m:t>C</m:t>
+            </m:r>
+          </m:e>
+          <m:sub>
+            <m:r>
+              <m:t>60</m:t>
+            </m:r>
+          </m:sub>
+        </m:sSub>
+      </m:oMath>
       <w:r>
         <w:rPr>
           <w:rFonts w:ascii="Times New Roman" w:hAnsi="Times New Roman" w:eastAsia="Times New Roman" w:cs="Times New Roman"/>
@@ -13908,15 +14058,22 @@
         <w:rPr>
           <w:rFonts w:hint="eastAsia" w:ascii="Times New Roman" w:hAnsi="Times New Roman" w:eastAsia="Times New Roman" w:cs="Times New Roman"/>
         </w:rPr>
-        <w:t>，C</w:t>
-      </w:r>
-      <w:r>
-        <w:rPr>
-          <w:rFonts w:hint="eastAsia" w:ascii="Times New Roman" w:hAnsi="Times New Roman" w:eastAsia="Times New Roman" w:cs="Times New Roman"/>
-          <w:vertAlign w:val="subscript"/>
-        </w:rPr>
-        <w:t>60</w:t>
-      </w:r>
+        <w:t>，</w:t>
+      </w:r>
+      <m:oMath>
+        <m:sSub>
+          <m:e>
+            <m:r>
+              <m:t>C</m:t>
+            </m:r>
+          </m:e>
+          <m:sub>
+            <m:r>
+              <m:t>60</m:t>
+            </m:r>
+          </m:sub>
+        </m:sSub>
+      </m:oMath>
       <w:r>
         <w:rPr>
           <w:rFonts w:ascii="Times New Roman" w:hAnsi="Times New Roman" w:eastAsia="Times New Roman" w:cs="Times New Roman"/>
@@ -13971,15 +14128,22 @@
         <w:rPr>
           <w:rFonts w:ascii="Times New Roman" w:hAnsi="Times New Roman" w:eastAsia="Times New Roman" w:cs="Times New Roman"/>
         </w:rPr>
-        <w:t xml:space="preserve"> C</w:t>
-      </w:r>
-      <w:r>
-        <w:rPr>
-          <w:rFonts w:ascii="Times New Roman" w:hAnsi="Times New Roman" w:eastAsia="Times New Roman" w:cs="Times New Roman"/>
-          <w:vertAlign w:val="subscript"/>
-        </w:rPr>
-        <w:t>60</w:t>
-      </w:r>
+        <w:t xml:space="preserve"> </w:t>
+      </w:r>
+      <m:oMath>
+        <m:sSub>
+          <m:e>
+            <m:r>
+              <m:t>C</m:t>
+            </m:r>
+          </m:e>
+          <m:sub>
+            <m:r>
+              <m:t>60</m:t>
+            </m:r>
+          </m:sub>
+        </m:sSub>
+      </m:oMath>
       <w:r>
         <w:rPr>
           <w:rFonts w:ascii="Times New Roman" w:hAnsi="Times New Roman" w:eastAsia="Times New Roman" w:cs="Times New Roman"/>
@@ -14212,15 +14376,22 @@
         <w:rPr>
           <w:rFonts w:ascii="Times New Roman" w:hAnsi="Times New Roman" w:eastAsia="Times New Roman" w:cs="Times New Roman"/>
         </w:rPr>
-        <w:t xml:space="preserve"> C</w:t>
-      </w:r>
-      <w:r>
-        <w:rPr>
-          <w:rFonts w:ascii="Times New Roman" w:hAnsi="Times New Roman" w:eastAsia="Times New Roman" w:cs="Times New Roman"/>
-          <w:vertAlign w:val="subscript"/>
-        </w:rPr>
-        <w:t>60</w:t>
-      </w:r>
+        <w:t xml:space="preserve"> </w:t>
+      </w:r>
+      <m:oMath>
+        <m:sSub>
+          <m:e>
+            <m:r>
+              <m:t>C</m:t>
+            </m:r>
+          </m:e>
+          <m:sub>
+            <m:r>
+              <m:t>60</m:t>
+            </m:r>
+          </m:sub>
+        </m:sSub>
+      </m:oMath>
       <w:r>
         <w:rPr>
           <w:rFonts w:ascii="Times New Roman" w:hAnsi="Times New Roman" w:eastAsia="Times New Roman" w:cs="Times New Roman"/>
@@ -14237,15 +14408,22 @@
         <w:rPr>
           <w:rFonts w:hint="eastAsia" w:ascii="Times New Roman" w:hAnsi="Times New Roman" w:eastAsia="Times New Roman" w:cs="Times New Roman"/>
         </w:rPr>
-        <w:t>。C</w:t>
-      </w:r>
-      <w:r>
-        <w:rPr>
-          <w:rFonts w:hint="eastAsia" w:ascii="Times New Roman" w:hAnsi="Times New Roman" w:eastAsia="Times New Roman" w:cs="Times New Roman"/>
-          <w:vertAlign w:val="subscript"/>
-        </w:rPr>
-        <w:t>60</w:t>
-      </w:r>
+        <w:t>。</w:t>
+      </w:r>
+      <m:oMath>
+        <m:sSub>
+          <m:e>
+            <m:r>
+              <m:t>C</m:t>
+            </m:r>
+          </m:e>
+          <m:sub>
+            <m:r>
+              <m:t>60</m:t>
+            </m:r>
+          </m:sub>
+        </m:sSub>
+      </m:oMath>
       <w:r>
         <w:rPr>
           <w:rFonts w:ascii="Times New Roman" w:hAnsi="Times New Roman" w:eastAsia="Times New Roman" w:cs="Times New Roman"/>
@@ -14282,15 +14460,22 @@
         <w:rPr>
           <w:rFonts w:ascii="Times New Roman" w:hAnsi="Times New Roman" w:eastAsia="Times New Roman" w:cs="Times New Roman"/>
         </w:rPr>
-        <w:t xml:space="preserve"> C</w:t>
-      </w:r>
-      <w:r>
-        <w:rPr>
-          <w:rFonts w:ascii="Times New Roman" w:hAnsi="Times New Roman" w:eastAsia="Times New Roman" w:cs="Times New Roman"/>
-          <w:vertAlign w:val="subscript"/>
-        </w:rPr>
-        <w:t>60</w:t>
-      </w:r>
+        <w:t xml:space="preserve"> </w:t>
+      </w:r>
+      <m:oMath>
+        <m:sSub>
+          <m:e>
+            <m:r>
+              <m:t>C</m:t>
+            </m:r>
+          </m:e>
+          <m:sub>
+            <m:r>
+              <m:t>60</m:t>
+            </m:r>
+          </m:sub>
+        </m:sSub>
+      </m:oMath>
       <w:r>
         <w:rPr>
           <w:rFonts w:ascii="Times New Roman" w:hAnsi="Times New Roman" w:eastAsia="Times New Roman" w:cs="Times New Roman"/>
@@ -14437,15 +14622,22 @@
         <w:rPr>
           <w:rFonts w:ascii="Times New Roman" w:hAnsi="Times New Roman" w:eastAsia="Times New Roman" w:cs="Times New Roman"/>
         </w:rPr>
-        <w:t xml:space="preserve"> C</w:t>
-      </w:r>
-      <w:r>
-        <w:rPr>
-          <w:rFonts w:ascii="Times New Roman" w:hAnsi="Times New Roman" w:eastAsia="Times New Roman" w:cs="Times New Roman"/>
-          <w:vertAlign w:val="subscript"/>
-        </w:rPr>
-        <w:t>60</w:t>
-      </w:r>
+        <w:t xml:space="preserve"> </w:t>
+      </w:r>
+      <m:oMath>
+        <m:sSub>
+          <m:e>
+            <m:r>
+              <m:t>C</m:t>
+            </m:r>
+          </m:e>
+          <m:sub>
+            <m:r>
+              <m:t>60</m:t>
+            </m:r>
+          </m:sub>
+        </m:sSub>
+      </m:oMath>
       <w:r>
         <w:rPr>
           <w:rFonts w:ascii="Times New Roman" w:hAnsi="Times New Roman" w:eastAsia="Times New Roman" w:cs="Times New Roman"/>
@@ -14472,19 +14664,20 @@
           <w:numId w:val="1018"/>
         </w:numPr>
       </w:pPr>
-      <w:r>
-        <w:rPr>
-          <w:rFonts w:ascii="Times New Roman" w:hAnsi="Times New Roman" w:eastAsia="Times New Roman" w:cs="Times New Roman"/>
-        </w:rPr>
-        <w:t>C</w:t>
-      </w:r>
-      <w:r>
-        <w:rPr>
-          <w:rFonts w:ascii="Times New Roman" w:hAnsi="Times New Roman" w:eastAsia="Times New Roman" w:cs="Times New Roman"/>
-          <w:vertAlign w:val="subscript"/>
-        </w:rPr>
-        <w:t>70</w:t>
-      </w:r>
+      <m:oMath>
+        <m:sSub>
+          <m:e>
+            <m:r>
+              <m:t>C</m:t>
+            </m:r>
+          </m:e>
+          <m:sub>
+            <m:r>
+              <m:t>70</m:t>
+            </m:r>
+          </m:sub>
+        </m:sSub>
+      </m:oMath>
       <w:r>
         <w:rPr>
           <w:rFonts w:ascii="Times New Roman" w:hAnsi="Times New Roman" w:eastAsia="Times New Roman" w:cs="Times New Roman"/>
@@ -14513,15 +14706,22 @@
         <w:rPr>
           <w:rFonts w:ascii="Times New Roman" w:hAnsi="Times New Roman" w:eastAsia="Times New Roman" w:cs="Times New Roman"/>
         </w:rPr>
-        <w:t xml:space="preserve"> C</w:t>
-      </w:r>
-      <w:r>
-        <w:rPr>
-          <w:rFonts w:ascii="Times New Roman" w:hAnsi="Times New Roman" w:eastAsia="Times New Roman" w:cs="Times New Roman"/>
-          <w:vertAlign w:val="subscript"/>
-        </w:rPr>
-        <w:t>60</w:t>
-      </w:r>
+        <w:t xml:space="preserve"> </w:t>
+      </w:r>
+      <m:oMath>
+        <m:sSub>
+          <m:e>
+            <m:r>
+              <m:t>C</m:t>
+            </m:r>
+          </m:e>
+          <m:sub>
+            <m:r>
+              <m:t>60</m:t>
+            </m:r>
+          </m:sub>
+        </m:sSub>
+      </m:oMath>
       <w:r>
         <w:rPr>
           <w:rFonts w:ascii="Times New Roman" w:hAnsi="Times New Roman" w:eastAsia="Times New Roman" w:cs="Times New Roman"/>
@@ -14550,15 +14750,22 @@
         <w:rPr>
           <w:rFonts w:ascii="Times New Roman" w:hAnsi="Times New Roman" w:eastAsia="Times New Roman" w:cs="Times New Roman"/>
         </w:rPr>
-        <w:t xml:space="preserve"> C</w:t>
-      </w:r>
-      <w:r>
-        <w:rPr>
-          <w:rFonts w:ascii="Times New Roman" w:hAnsi="Times New Roman" w:eastAsia="Times New Roman" w:cs="Times New Roman"/>
-          <w:vertAlign w:val="subscript"/>
-        </w:rPr>
-        <w:t>70</w:t>
-      </w:r>
+        <w:t xml:space="preserve"> </w:t>
+      </w:r>
+      <m:oMath>
+        <m:sSub>
+          <m:e>
+            <m:r>
+              <m:t>C</m:t>
+            </m:r>
+          </m:e>
+          <m:sub>
+            <m:r>
+              <m:t>70</m:t>
+            </m:r>
+          </m:sub>
+        </m:sSub>
+      </m:oMath>
       <w:r>
         <w:rPr>
           <w:rFonts w:ascii="Times New Roman" w:hAnsi="Times New Roman" w:eastAsia="Times New Roman" w:cs="Times New Roman"/>
@@ -14575,15 +14782,22 @@
         <w:rPr>
           <w:rFonts w:hint="eastAsia" w:ascii="Times New Roman" w:hAnsi="Times New Roman" w:eastAsia="Times New Roman" w:cs="Times New Roman"/>
         </w:rPr>
-        <w:t>。C</w:t>
-      </w:r>
-      <w:r>
-        <w:rPr>
-          <w:rFonts w:hint="eastAsia" w:ascii="Times New Roman" w:hAnsi="Times New Roman" w:eastAsia="Times New Roman" w:cs="Times New Roman"/>
-          <w:vertAlign w:val="subscript"/>
-        </w:rPr>
-        <w:t>70</w:t>
-      </w:r>
+        <w:t>。</w:t>
+      </w:r>
+      <m:oMath>
+        <m:sSub>
+          <m:e>
+            <m:r>
+              <m:t>C</m:t>
+            </m:r>
+          </m:e>
+          <m:sub>
+            <m:r>
+              <m:t>70</m:t>
+            </m:r>
+          </m:sub>
+        </m:sSub>
+      </m:oMath>
       <w:r>
         <w:rPr>
           <w:rFonts w:ascii="Times New Roman" w:hAnsi="Times New Roman" w:eastAsia="Times New Roman" w:cs="Times New Roman"/>
@@ -14692,15 +14906,22 @@
         <w:rPr>
           <w:rFonts w:ascii="Times New Roman" w:hAnsi="Times New Roman" w:eastAsia="Times New Roman" w:cs="Times New Roman"/>
         </w:rPr>
-        <w:t xml:space="preserve"> C</w:t>
-      </w:r>
-      <w:r>
-        <w:rPr>
-          <w:rFonts w:ascii="Times New Roman" w:hAnsi="Times New Roman" w:eastAsia="Times New Roman" w:cs="Times New Roman"/>
-          <w:vertAlign w:val="subscript"/>
-        </w:rPr>
-        <w:t>100</w:t>
-      </w:r>
+        <w:t xml:space="preserve"> </w:t>
+      </w:r>
+      <m:oMath>
+        <m:sSub>
+          <m:e>
+            <m:r>
+              <m:t>C</m:t>
+            </m:r>
+          </m:e>
+          <m:sub>
+            <m:r>
+              <m:t>100</m:t>
+            </m:r>
+          </m:sub>
+        </m:sSub>
+      </m:oMath>
       <w:r>
         <w:rPr>
           <w:rFonts w:ascii="Times New Roman" w:hAnsi="Times New Roman" w:eastAsia="Times New Roman" w:cs="Times New Roman"/>
@@ -15052,28 +15273,57 @@
         <w:rPr>
           <w:rFonts w:ascii="Times New Roman" w:hAnsi="Times New Roman" w:eastAsia="Times New Roman" w:cs="Times New Roman"/>
         </w:rPr>
-        <w:t xml:space="preserve"> NH</w:t>
-      </w:r>
-      <w:r>
-        <w:rPr>
-          <w:rFonts w:ascii="Times New Roman" w:hAnsi="Times New Roman" w:eastAsia="Times New Roman" w:cs="Times New Roman"/>
-          <w:vertAlign w:val="subscript"/>
-        </w:rPr>
-        <w:t>3</w:t>
-      </w:r>
-      <w:r>
-        <w:rPr>
-          <w:rFonts w:ascii="Times New Roman" w:hAnsi="Times New Roman" w:eastAsia="Times New Roman" w:cs="Times New Roman"/>
-        </w:rPr>
-        <w:t xml:space="preserve"> 、 N</w:t>
-      </w:r>
-      <w:r>
-        <w:rPr>
-          <w:rFonts w:ascii="Times New Roman" w:hAnsi="Times New Roman" w:eastAsia="Times New Roman" w:cs="Times New Roman"/>
-          <w:vertAlign w:val="subscript"/>
-        </w:rPr>
-        <w:t>2</w:t>
-      </w:r>
+        <w:t xml:space="preserve"> </w:t>
+      </w:r>
+      <m:oMath>
+        <m:r>
+          <m:t>N</m:t>
+        </m:r>
+        <m:sSub>
+          <m:e>
+            <m:r>
+              <m:t>H</m:t>
+            </m:r>
+          </m:e>
+          <m:sub>
+            <m:r>
+              <m:t>3</m:t>
+            </m:r>
+          </m:sub>
+        </m:sSub>
+      </m:oMath>
+      <w:r>
+        <w:rPr>
+          <w:rFonts w:ascii="Times New Roman" w:hAnsi="Times New Roman" w:eastAsia="Times New Roman" w:cs="Times New Roman"/>
+        </w:rPr>
+        <w:t xml:space="preserve"> </w:t>
+      </w:r>
+      <w:r>
+        <w:rPr>
+          <w:rFonts w:ascii="Times New Roman" w:hAnsi="Times New Roman" w:eastAsia="Times New Roman" w:cs="Times New Roman"/>
+        </w:rPr>
+        <w:t xml:space="preserve">、</w:t>
+      </w:r>
+      <w:r>
+        <w:rPr>
+          <w:rFonts w:ascii="Times New Roman" w:hAnsi="Times New Roman" w:eastAsia="Times New Roman" w:cs="Times New Roman"/>
+        </w:rPr>
+        <w:t xml:space="preserve"> </w:t>
+      </w:r>
+      <m:oMath>
+        <m:sSub>
+          <m:e>
+            <m:r>
+              <m:t>N</m:t>
+            </m:r>
+          </m:e>
+          <m:sub>
+            <m:r>
+              <m:t>2</m:t>
+            </m:r>
+          </m:sub>
+        </m:sSub>
+      </m:oMath>
       <w:r>
         <w:rPr>
           <w:rFonts w:ascii="Times New Roman" w:hAnsi="Times New Roman" w:eastAsia="Times New Roman" w:cs="Times New Roman"/>
@@ -15090,20 +15340,33 @@
         <w:rPr>
           <w:rFonts w:ascii="Times New Roman" w:hAnsi="Times New Roman" w:eastAsia="Times New Roman" w:cs="Times New Roman"/>
         </w:rPr>
-        <w:t xml:space="preserve"> H</w:t>
-      </w:r>
-      <w:r>
-        <w:rPr>
-          <w:rFonts w:ascii="Times New Roman" w:hAnsi="Times New Roman" w:eastAsia="Times New Roman" w:cs="Times New Roman"/>
-          <w:vertAlign w:val="subscript"/>
-        </w:rPr>
-        <w:t>2</w:t>
-      </w:r>
-      <w:r>
-        <w:rPr>
-          <w:rFonts w:ascii="Times New Roman" w:hAnsi="Times New Roman" w:eastAsia="Times New Roman" w:cs="Times New Roman"/>
-        </w:rPr>
-        <w:t xml:space="preserve"> , </w:t>
+        <w:t xml:space="preserve"> </w:t>
+      </w:r>
+      <m:oMath>
+        <m:sSub>
+          <m:e>
+            <m:r>
+              <m:t>H</m:t>
+            </m:r>
+          </m:e>
+          <m:sub>
+            <m:r>
+              <m:t>2</m:t>
+            </m:r>
+          </m:sub>
+        </m:sSub>
+      </m:oMath>
+      <w:r>
+        <w:rPr>
+          <w:rFonts w:ascii="Times New Roman" w:hAnsi="Times New Roman" w:eastAsia="Times New Roman" w:cs="Times New Roman"/>
+        </w:rPr>
+        <w:t xml:space="preserve"> </w:t>
+      </w:r>
+      <w:r>
+        <w:rPr>
+          <w:rFonts w:ascii="Times New Roman" w:hAnsi="Times New Roman" w:eastAsia="Times New Roman" w:cs="Times New Roman"/>
+        </w:rPr>
+        <w:t xml:space="preserve">, </w:t>
       </w:r>
       <w:r>
         <w:rPr>
@@ -15532,15 +15795,28 @@
         <w:rPr>
           <w:rFonts w:ascii="Times New Roman" w:hAnsi="Times New Roman" w:eastAsia="Times New Roman" w:cs="Times New Roman"/>
         </w:rPr>
-        <w:t xml:space="preserve"> AsH</w:t>
-      </w:r>
-      <w:r>
-        <w:rPr>
-          <w:rFonts w:ascii="Times New Roman" w:hAnsi="Times New Roman" w:eastAsia="Times New Roman" w:cs="Times New Roman"/>
-          <w:vertAlign w:val="subscript"/>
-        </w:rPr>
-        <w:t>3</w:t>
-      </w:r>
+        <w:t xml:space="preserve"> </w:t>
+      </w:r>
+      <m:oMath>
+        <m:r>
+          <m:t>A</m:t>
+        </m:r>
+        <m:r>
+          <m:t>s</m:t>
+        </m:r>
+        <m:sSub>
+          <m:e>
+            <m:r>
+              <m:t>H</m:t>
+            </m:r>
+          </m:e>
+          <m:sub>
+            <m:r>
+              <m:t>3</m:t>
+            </m:r>
+          </m:sub>
+        </m:sSub>
+      </m:oMath>
       <w:r>
         <w:rPr>
           <w:rFonts w:ascii="Times New Roman" w:hAnsi="Times New Roman" w:eastAsia="Times New Roman" w:cs="Times New Roman"/>
@@ -15563,15 +15839,28 @@
         <w:rPr>
           <w:rFonts w:ascii="Times New Roman" w:hAnsi="Times New Roman" w:eastAsia="Times New Roman" w:cs="Times New Roman"/>
         </w:rPr>
-        <w:t xml:space="preserve"> AsH</w:t>
-      </w:r>
-      <w:r>
-        <w:rPr>
-          <w:rFonts w:ascii="Times New Roman" w:hAnsi="Times New Roman" w:eastAsia="Times New Roman" w:cs="Times New Roman"/>
-          <w:vertAlign w:val="subscript"/>
-        </w:rPr>
-        <w:t>3</w:t>
-      </w:r>
+        <w:t xml:space="preserve"> </w:t>
+      </w:r>
+      <m:oMath>
+        <m:r>
+          <m:t>A</m:t>
+        </m:r>
+        <m:r>
+          <m:t>s</m:t>
+        </m:r>
+        <m:sSub>
+          <m:e>
+            <m:r>
+              <m:t>H</m:t>
+            </m:r>
+          </m:e>
+          <m:sub>
+            <m:r>
+              <m:t>3</m:t>
+            </m:r>
+          </m:sub>
+        </m:sSub>
+      </m:oMath>
       <w:r>
         <w:rPr>
           <w:rFonts w:ascii="Times New Roman" w:hAnsi="Times New Roman" w:eastAsia="Times New Roman" w:cs="Times New Roman"/>
@@ -16423,15 +16712,22 @@
         <w:rPr>
           <w:rFonts w:ascii="Times New Roman" w:hAnsi="Times New Roman" w:eastAsia="Times New Roman" w:cs="Times New Roman"/>
         </w:rPr>
-        <w:t xml:space="preserve"> H</w:t>
-      </w:r>
-      <w:r>
-        <w:rPr>
-          <w:rFonts w:ascii="Times New Roman" w:hAnsi="Times New Roman" w:eastAsia="Times New Roman" w:cs="Times New Roman"/>
-          <w:vertAlign w:val="subscript"/>
-        </w:rPr>
-        <w:t>2</w:t>
-      </w:r>
+        <w:t xml:space="preserve"> </w:t>
+      </w:r>
+      <m:oMath>
+        <m:sSub>
+          <m:e>
+            <m:r>
+              <m:t>H</m:t>
+            </m:r>
+          </m:e>
+          <m:sub>
+            <m:r>
+              <m:t>2</m:t>
+            </m:r>
+          </m:sub>
+        </m:sSub>
+      </m:oMath>
       <w:r>
         <w:rPr>
           <w:rFonts w:ascii="Times New Roman" w:hAnsi="Times New Roman" w:eastAsia="Times New Roman" w:cs="Times New Roman"/>
@@ -17093,15 +17389,25 @@
         <w:rPr>
           <w:rFonts w:ascii="Times New Roman" w:hAnsi="Times New Roman" w:eastAsia="Times New Roman" w:cs="Times New Roman"/>
         </w:rPr>
-        <w:t xml:space="preserve"> NH</w:t>
-      </w:r>
-      <w:r>
-        <w:rPr>
-          <w:rFonts w:ascii="Times New Roman" w:hAnsi="Times New Roman" w:eastAsia="Times New Roman" w:cs="Times New Roman"/>
-          <w:vertAlign w:val="subscript"/>
-        </w:rPr>
-        <w:t>3</w:t>
-      </w:r>
+        <w:t xml:space="preserve"> </w:t>
+      </w:r>
+      <m:oMath>
+        <m:r>
+          <m:t>N</m:t>
+        </m:r>
+        <m:sSub>
+          <m:e>
+            <m:r>
+              <m:t>H</m:t>
+            </m:r>
+          </m:e>
+          <m:sub>
+            <m:r>
+              <m:t>3</m:t>
+            </m:r>
+          </m:sub>
+        </m:sSub>
+      </m:oMath>
       <w:r>
         <w:rPr>
           <w:rFonts w:ascii="Times New Roman" w:hAnsi="Times New Roman" w:eastAsia="Times New Roman" w:cs="Times New Roman"/>
@@ -20580,7 +20886,7 @@
     <ns0:name ns0:val="Verbatim Char"/>
     <ns0:basedOn ns0:val="BodyTextChar"/>
     <ns0:rPr>
-      <ns0:rFonts ns0:ascii="Times New Roman" ns0:cs="Times New Roman" ns0:eastAsia="FangSong" ns0:hAnsi="Times New Roman"/>
+      <ns0:rFonts ns0:ascii="SimSun" ns0:cs="SimSun" ns0:eastAsia="SimSun" ns0:hAnsi="SimSun"/>
       <ns0:b ns0:val="0"/>
       <ns0:sz ns0:val="20"/>
     </ns0:rPr>
@@ -20634,7 +20940,7 @@
       <w:wordWrap w:val="off"/>
     </w:pPr>
     <ns0:rPr>
-      <w:rFonts ns0:ascii="Times New Roman" ns0:hAnsi="Times New Roman" ns0:eastAsia="FangSong" ns0:cs="Times New Roman"/>
+      <w:rFonts ns0:ascii="SimSun" ns0:hAnsi="SimSun" ns0:eastAsia="SimSun" ns0:cs="SimSun"/>
     </ns0:rPr>
   </w:style>
   <w:style w:type="character" w:customStyle="1" w:styleId="KeywordTok">

--- a/00-首页/题组Word/专项卷/一分册/专项卷XII-学生版.docx
+++ b/00-首页/题组Word/专项卷/一分册/专项卷XII-学生版.docx
@@ -414,7 +414,7 @@
         </w:rPr>
         <w:drawing>
           <wp:inline>
-            <wp:extent cx="3240000" cy="2654554"/>
+            <wp:extent cx="3240000" cy="2637022"/>
             <wp:effectExtent b="0" l="0" r="0" t="0"/>
             <wp:docPr descr="" title="" id="11" name="Picture"/>
             <a:graphic>
@@ -435,7 +435,7 @@
                   <pic:spPr bwMode="auto">
                     <a:xfrm>
                       <a:off x="0" y="0"/>
-                      <a:ext cx="3240000" cy="2654554"/>
+                      <a:ext cx="3240000" cy="2637022"/>
                     </a:xfrm>
                     <a:prstGeom prst="rect">
                       <a:avLst/>
@@ -495,7 +495,7 @@
         </w:rPr>
         <w:drawing>
           <wp:inline>
-            <wp:extent cx="3240000" cy="2674413"/>
+            <wp:extent cx="3240000" cy="2670151"/>
             <wp:effectExtent b="0" l="0" r="0" t="0"/>
             <wp:docPr descr="" title="" id="14" name="Picture"/>
             <a:graphic>
@@ -516,7 +516,7 @@
                   <pic:spPr bwMode="auto">
                     <a:xfrm>
                       <a:off x="0" y="0"/>
-                      <a:ext cx="3240000" cy="2674413"/>
+                      <a:ext cx="3240000" cy="2670151"/>
                     </a:xfrm>
                     <a:prstGeom prst="rect">
                       <a:avLst/>
@@ -576,7 +576,7 @@
         </w:rPr>
         <w:drawing>
           <wp:inline>
-            <wp:extent cx="3240000" cy="2682493"/>
+            <wp:extent cx="3240000" cy="2658254"/>
             <wp:effectExtent b="0" l="0" r="0" t="0"/>
             <wp:docPr descr="" title="" id="17" name="Picture"/>
             <a:graphic>
@@ -597,7 +597,7 @@
                   <pic:spPr bwMode="auto">
                     <a:xfrm>
                       <a:off x="0" y="0"/>
-                      <a:ext cx="3240000" cy="2682493"/>
+                      <a:ext cx="3240000" cy="2658254"/>
                     </a:xfrm>
                     <a:prstGeom prst="rect">
                       <a:avLst/>
@@ -657,7 +657,7 @@
         </w:rPr>
         <w:drawing>
           <wp:inline>
-            <wp:extent cx="3240000" cy="2682493"/>
+            <wp:extent cx="3240000" cy="2658254"/>
             <wp:effectExtent b="0" l="0" r="0" t="0"/>
             <wp:docPr descr="" title="" id="20" name="Picture"/>
             <a:graphic>
@@ -678,7 +678,7 @@
                   <pic:spPr bwMode="auto">
                     <a:xfrm>
                       <a:off x="0" y="0"/>
-                      <a:ext cx="3240000" cy="2682493"/>
+                      <a:ext cx="3240000" cy="2658254"/>
                     </a:xfrm>
                     <a:prstGeom prst="rect">
                       <a:avLst/>
@@ -728,94 +728,28 @@
     </w:p>
     <w:p>
       <w:pPr>
-        <w:pStyle w:val="BlockText"/>
-      </w:pPr>
-      <w:r>
-        <w:rPr>
-          <w:rFonts w:hint="eastAsia" w:ascii="Times New Roman" w:hAnsi="Times New Roman" w:eastAsia="FangSong" w:cs="Times New Roman"/>
-          <w:b/>
-          <w:bCs/>
-        </w:rPr>
-        <w:t xml:space="preserve">校勘注</w:t>
-      </w:r>
-      <w:r>
-        <w:rPr>
-          <w:rFonts w:hint="eastAsia" w:ascii="Times New Roman" w:hAnsi="Times New Roman" w:eastAsia="Times New Roman" w:cs="Times New Roman"/>
-        </w:rPr>
-        <w:t>：</w:t>
-      </w:r>
-      <w:r>
-        <w:rPr>
-          <w:rFonts w:hint="eastAsia" w:ascii="Times New Roman" w:hAnsi="Times New Roman" w:eastAsia="FangSong" w:cs="Times New Roman"/>
-        </w:rPr>
-        <w:t>原书四张能量图为并列排版</w:t>
-      </w:r>
-      <w:r>
-        <w:rPr>
-          <w:rFonts w:hint="eastAsia" w:ascii="Times New Roman" w:hAnsi="Times New Roman" w:eastAsia="Times New Roman" w:cs="Times New Roman"/>
-        </w:rPr>
-        <w:t>，</w:t>
-      </w:r>
-      <w:r>
-        <w:rPr>
-          <w:rFonts w:hint="eastAsia" w:ascii="Times New Roman" w:hAnsi="Times New Roman" w:eastAsia="FangSong" w:cs="Times New Roman"/>
-        </w:rPr>
-        <w:t>按</w:t>
-      </w:r>
-      <w:r>
-        <w:rPr>
-          <w:rFonts w:ascii="Times New Roman" w:hAnsi="Times New Roman" w:eastAsia="Times New Roman" w:cs="Times New Roman"/>
-        </w:rPr>
-        <w:t xml:space="preserve"> SOP 8.2 </w:t>
-      </w:r>
-      <w:r>
-        <w:rPr>
-          <w:rFonts w:hint="eastAsia" w:ascii="Times New Roman" w:hAnsi="Times New Roman" w:eastAsia="FangSong" w:cs="Times New Roman"/>
-        </w:rPr>
-        <w:t>将图片移出表格</w:t>
-      </w:r>
-      <w:r>
-        <w:rPr>
-          <w:rFonts w:hint="eastAsia" w:ascii="Times New Roman" w:hAnsi="Times New Roman" w:eastAsia="Times New Roman" w:cs="Times New Roman"/>
-        </w:rPr>
-        <w:t>、</w:t>
-      </w:r>
-      <w:r>
-        <w:rPr>
-          <w:rFonts w:hint="eastAsia" w:ascii="Times New Roman" w:hAnsi="Times New Roman" w:eastAsia="FangSong" w:cs="Times New Roman"/>
-        </w:rPr>
-        <w:t>格内以</w:t>
-      </w:r>
-      <w:r>
-        <w:rPr>
-          <w:rFonts w:hint="eastAsia" w:ascii="Times New Roman" w:hAnsi="Times New Roman" w:eastAsia="Times New Roman" w:cs="Times New Roman"/>
-        </w:rPr>
-        <w:t>「■（</w:t>
-      </w:r>
-      <w:r>
-        <w:rPr>
-          <w:rFonts w:hint="eastAsia" w:ascii="Times New Roman" w:hAnsi="Times New Roman" w:eastAsia="FangSong" w:cs="Times New Roman"/>
-        </w:rPr>
-        <w:t>见图</w:t>
-      </w:r>
-      <w:r>
-        <w:rPr>
-          <w:rFonts w:hint="eastAsia" w:ascii="Times New Roman" w:hAnsi="Times New Roman" w:eastAsia="Times New Roman" w:cs="Times New Roman"/>
-        </w:rPr>
-        <w:t>X）」</w:t>
-      </w:r>
-      <w:r>
-        <w:rPr>
-          <w:rFonts w:hint="eastAsia" w:ascii="Times New Roman" w:hAnsi="Times New Roman" w:eastAsia="FangSong" w:cs="Times New Roman"/>
-        </w:rPr>
-        <w:t>占位</w:t>
-      </w:r>
-      <w:r>
-        <w:rPr>
-          <w:rFonts w:hint="eastAsia" w:ascii="Times New Roman" w:hAnsi="Times New Roman" w:eastAsia="Times New Roman" w:cs="Times New Roman"/>
-        </w:rPr>
-        <w:t>。</w:t>
-      </w:r>
+        <w:spacing w:before="0" w:after="0"/>
+      </w:pPr>
+    </w:p>
+    <w:p>
+      <w:pPr>
+        <w:spacing w:before="0" w:after="0"/>
+      </w:pPr>
+    </w:p>
+    <w:p>
+      <w:pPr>
+        <w:spacing w:before="0" w:after="0"/>
+      </w:pPr>
+    </w:p>
+    <w:p>
+      <w:pPr>
+        <w:spacing w:before="0" w:after="0"/>
+      </w:pPr>
+    </w:p>
+    <w:p>
+      <w:pPr>
+        <w:spacing w:before="0" w:after="0"/>
+      </w:pPr>
     </w:p>
     <w:bookmarkEnd w:id="22"/>
     <w:bookmarkStart w:id="23" w:name="第-2-题"/>
@@ -1523,6 +1457,46 @@
         <w:t>？</w:t>
       </w:r>
     </w:p>
+    <w:p>
+      <w:pPr>
+        <w:spacing w:before="0" w:after="0"/>
+      </w:pPr>
+    </w:p>
+    <w:p>
+      <w:pPr>
+        <w:spacing w:before="0" w:after="0"/>
+      </w:pPr>
+    </w:p>
+    <w:p>
+      <w:pPr>
+        <w:spacing w:before="0" w:after="0"/>
+      </w:pPr>
+    </w:p>
+    <w:p>
+      <w:pPr>
+        <w:spacing w:before="0" w:after="0"/>
+      </w:pPr>
+    </w:p>
+    <w:p>
+      <w:pPr>
+        <w:spacing w:before="0" w:after="0"/>
+      </w:pPr>
+    </w:p>
+    <w:p>
+      <w:pPr>
+        <w:spacing w:before="0" w:after="0"/>
+      </w:pPr>
+    </w:p>
+    <w:p>
+      <w:pPr>
+        <w:spacing w:before="0" w:after="0"/>
+      </w:pPr>
+    </w:p>
+    <w:p>
+      <w:pPr>
+        <w:spacing w:before="0" w:after="0"/>
+      </w:pPr>
+    </w:p>
     <w:bookmarkEnd w:id="23"/>
     <w:bookmarkStart w:id="33" w:name="第-3-题"/>
     <w:p>
@@ -1925,7 +1899,7 @@
         </w:rPr>
         <w:drawing>
           <wp:inline>
-            <wp:extent cx="3600000" cy="1675862"/>
+            <wp:extent cx="3600000" cy="1613793"/>
             <wp:effectExtent b="0" l="0" r="0" t="0"/>
             <wp:docPr descr="" title="" id="25" name="Picture"/>
             <a:graphic>
@@ -1946,7 +1920,7 @@
                   <pic:spPr bwMode="auto">
                     <a:xfrm>
                       <a:off x="0" y="0"/>
-                      <a:ext cx="3600000" cy="1675862"/>
+                      <a:ext cx="3600000" cy="1613793"/>
                     </a:xfrm>
                     <a:prstGeom prst="rect">
                       <a:avLst/>
@@ -2028,7 +2002,7 @@
         </w:rPr>
         <w:drawing>
           <wp:inline>
-            <wp:extent cx="3365500" cy="1562100"/>
+            <wp:extent cx="3365500" cy="1515760"/>
             <wp:effectExtent b="0" l="0" r="0" t="0"/>
             <wp:docPr descr="" title="" id="28" name="Picture"/>
             <a:graphic>
@@ -2049,7 +2023,7 @@
                   <pic:spPr bwMode="auto">
                     <a:xfrm>
                       <a:off x="0" y="0"/>
-                      <a:ext cx="3365500" cy="1562100"/>
+                      <a:ext cx="3365500" cy="1515760"/>
                     </a:xfrm>
                     <a:prstGeom prst="rect">
                       <a:avLst/>
@@ -2091,7 +2065,7 @@
         </w:rPr>
         <w:drawing>
           <wp:inline>
-            <wp:extent cx="3600000" cy="1700689"/>
+            <wp:extent cx="3600000" cy="1638621"/>
             <wp:effectExtent b="0" l="0" r="0" t="0"/>
             <wp:docPr descr="" title="" id="31" name="Picture"/>
             <a:graphic>
@@ -2112,7 +2086,7 @@
                   <pic:spPr bwMode="auto">
                     <a:xfrm>
                       <a:off x="0" y="0"/>
-                      <a:ext cx="3600000" cy="1700689"/>
+                      <a:ext cx="3600000" cy="1638621"/>
                     </a:xfrm>
                     <a:prstGeom prst="rect">
                       <a:avLst/>
@@ -2174,256 +2148,13 @@
     </w:p>
     <w:p>
       <w:pPr>
-        <w:pStyle w:val="BlockText"/>
-      </w:pPr>
-      <w:r>
-        <w:rPr>
-          <w:rFonts w:hint="eastAsia" w:ascii="Times New Roman" w:hAnsi="Times New Roman" w:eastAsia="FangSong" w:cs="Times New Roman"/>
-          <w:b/>
-          <w:bCs/>
-        </w:rPr>
-        <w:t xml:space="preserve">校勘注</w:t>
-      </w:r>
-      <w:r>
-        <w:rPr>
-          <w:rFonts w:hint="eastAsia" w:ascii="Times New Roman" w:hAnsi="Times New Roman" w:eastAsia="Times New Roman" w:cs="Times New Roman"/>
-        </w:rPr>
-        <w:t>：①</w:t>
-      </w:r>
-      <w:r>
-        <w:rPr>
-          <w:rFonts w:hint="eastAsia" w:ascii="Times New Roman" w:hAnsi="Times New Roman" w:eastAsia="FangSong" w:cs="Times New Roman"/>
-        </w:rPr>
-        <w:t>题干</w:t>
-      </w:r>
-      <w:r>
-        <w:rPr>
-          <w:rFonts w:hint="eastAsia" w:ascii="Times New Roman" w:hAnsi="Times New Roman" w:eastAsia="Times New Roman" w:cs="Times New Roman"/>
-        </w:rPr>
-        <w:t>”</w:t>
-      </w:r>
-      <w:r>
-        <w:rPr>
-          <w:rFonts w:hint="eastAsia" w:ascii="Times New Roman" w:hAnsi="Times New Roman" w:eastAsia="FangSong" w:cs="Times New Roman"/>
-        </w:rPr>
-        <w:t>如右图</w:t>
-      </w:r>
-      <w:r>
-        <w:rPr>
-          <w:rFonts w:hint="eastAsia" w:ascii="Times New Roman" w:hAnsi="Times New Roman" w:eastAsia="Times New Roman" w:cs="Times New Roman"/>
-        </w:rPr>
-        <w:t>”</w:t>
-      </w:r>
-      <w:r>
-        <w:rPr>
-          <w:rFonts w:hint="eastAsia" w:ascii="Times New Roman" w:hAnsi="Times New Roman" w:eastAsia="FangSong" w:cs="Times New Roman"/>
-        </w:rPr>
-        <w:t>为聚合物结构</w:t>
-      </w:r>
-      <w:r>
-        <w:rPr>
-          <w:rFonts w:hint="eastAsia" w:ascii="Times New Roman" w:hAnsi="Times New Roman" w:eastAsia="Times New Roman" w:cs="Times New Roman"/>
-        </w:rPr>
-        <w:t>（</w:t>
-      </w:r>
-      <w:r>
-        <w:rPr>
-          <w:rFonts w:hint="eastAsia" w:ascii="Times New Roman" w:hAnsi="Times New Roman" w:eastAsia="FangSong" w:cs="Times New Roman"/>
-        </w:rPr>
-        <w:t>重复单元带</w:t>
-      </w:r>
-      <w:r>
-        <w:rPr>
-          <w:rFonts w:ascii="Times New Roman" w:hAnsi="Times New Roman" w:eastAsia="Times New Roman" w:cs="Times New Roman"/>
-        </w:rPr>
-        <w:t xml:space="preserve"> n </w:t>
-      </w:r>
-      <w:r>
-        <w:rPr>
-          <w:rFonts w:hint="eastAsia" w:ascii="Times New Roman" w:hAnsi="Times New Roman" w:eastAsia="FangSong" w:cs="Times New Roman"/>
-        </w:rPr>
-        <w:t>下标</w:t>
-      </w:r>
-      <w:r>
-        <w:rPr>
-          <w:rFonts w:hint="eastAsia" w:ascii="Times New Roman" w:hAnsi="Times New Roman" w:eastAsia="Times New Roman" w:cs="Times New Roman"/>
-        </w:rPr>
-        <w:t>，951daf27）；</w:t>
-      </w:r>
-      <w:r>
-        <w:rPr>
-          <w:rFonts w:hint="eastAsia" w:ascii="Times New Roman" w:hAnsi="Times New Roman" w:eastAsia="FangSong" w:cs="Times New Roman"/>
-        </w:rPr>
-        <w:t>选项</w:t>
-      </w:r>
-      <w:r>
-        <w:rPr>
-          <w:rFonts w:ascii="Times New Roman" w:hAnsi="Times New Roman" w:eastAsia="Times New Roman" w:cs="Times New Roman"/>
-        </w:rPr>
-        <w:t xml:space="preserve"> C </w:t>
-      </w:r>
-      <w:r>
-        <w:rPr>
-          <w:rFonts w:hint="eastAsia" w:ascii="Times New Roman" w:hAnsi="Times New Roman" w:eastAsia="FangSong" w:cs="Times New Roman"/>
-        </w:rPr>
-        <w:t>的</w:t>
-      </w:r>
-      <w:r>
-        <w:rPr>
-          <w:rFonts w:hint="eastAsia" w:ascii="Times New Roman" w:hAnsi="Times New Roman" w:eastAsia="Times New Roman" w:cs="Times New Roman"/>
-        </w:rPr>
-        <w:t>”</w:t>
-      </w:r>
-      <w:r>
-        <w:rPr>
-          <w:rFonts w:hint="eastAsia" w:ascii="Times New Roman" w:hAnsi="Times New Roman" w:eastAsia="FangSong" w:cs="Times New Roman"/>
-        </w:rPr>
-        <w:t>单体转化为</w:t>
-      </w:r>
-      <w:r>
-        <w:rPr>
-          <w:rFonts w:hint="eastAsia" w:ascii="Times New Roman" w:hAnsi="Times New Roman" w:eastAsia="Times New Roman" w:cs="Times New Roman"/>
-        </w:rPr>
-        <w:t>”</w:t>
-      </w:r>
-      <w:r>
-        <w:rPr>
-          <w:rFonts w:hint="eastAsia" w:ascii="Times New Roman" w:hAnsi="Times New Roman" w:eastAsia="FangSong" w:cs="Times New Roman"/>
-        </w:rPr>
-        <w:t>以两图嵌入</w:t>
-      </w:r>
-      <w:r>
-        <w:rPr>
-          <w:rFonts w:hint="eastAsia" w:ascii="Times New Roman" w:hAnsi="Times New Roman" w:eastAsia="Times New Roman" w:cs="Times New Roman"/>
-        </w:rPr>
-        <w:t>（4dc9db88</w:t>
-      </w:r>
-      <w:r>
-        <w:rPr>
-          <w:rFonts w:ascii="Times New Roman" w:hAnsi="Times New Roman" w:eastAsia="Times New Roman" w:cs="Times New Roman"/>
-        </w:rPr>
-        <w:t xml:space="preserve"> </w:t>
-      </w:r>
-      <w:r>
-        <w:rPr>
-          <w:rFonts w:hint="eastAsia" w:ascii="Times New Roman" w:hAnsi="Times New Roman" w:eastAsia="FangSong" w:cs="Times New Roman"/>
-        </w:rPr>
-        <w:t xml:space="preserve">二硫醇单体</w:t>
-      </w:r>
-      <w:r>
-        <w:rPr>
-          <w:rFonts w:ascii="Times New Roman" w:hAnsi="Times New Roman" w:eastAsia="Times New Roman" w:cs="Times New Roman"/>
-        </w:rPr>
-        <w:t xml:space="preserve"> → ef58c2cb </w:t>
-      </w:r>
-      <w:r>
-        <w:rPr>
-          <w:rFonts w:hint="eastAsia" w:ascii="Times New Roman" w:hAnsi="Times New Roman" w:eastAsia="FangSong" w:cs="Times New Roman"/>
-        </w:rPr>
-        <w:t>聚合单元</w:t>
-      </w:r>
-      <w:r>
-        <w:rPr>
-          <w:rFonts w:hint="eastAsia" w:ascii="Times New Roman" w:hAnsi="Times New Roman" w:eastAsia="Times New Roman" w:cs="Times New Roman"/>
-        </w:rPr>
-        <w:t>），</w:t>
-      </w:r>
-      <w:r>
-        <w:rPr>
-          <w:rFonts w:hint="eastAsia" w:ascii="Times New Roman" w:hAnsi="Times New Roman" w:eastAsia="FangSong" w:cs="Times New Roman"/>
-        </w:rPr>
-        <w:t>视觉核验归位</w:t>
-      </w:r>
-      <w:r>
-        <w:rPr>
-          <w:rFonts w:hint="eastAsia" w:ascii="Times New Roman" w:hAnsi="Times New Roman" w:eastAsia="Times New Roman" w:cs="Times New Roman"/>
-        </w:rPr>
-        <w:t>；②</w:t>
-      </w:r>
-      <w:r>
-        <w:rPr>
-          <w:rFonts w:hint="eastAsia" w:ascii="Times New Roman" w:hAnsi="Times New Roman" w:eastAsia="FangSong" w:cs="Times New Roman"/>
-        </w:rPr>
-        <w:t>选项</w:t>
-      </w:r>
-      <w:r>
-        <w:rPr>
-          <w:rFonts w:ascii="Times New Roman" w:hAnsi="Times New Roman" w:eastAsia="Times New Roman" w:cs="Times New Roman"/>
-        </w:rPr>
-        <w:t xml:space="preserve"> D </w:t>
-      </w:r>
-      <w:r>
-        <w:rPr>
-          <w:rFonts w:hint="eastAsia" w:ascii="Times New Roman" w:hAnsi="Times New Roman" w:eastAsia="FangSong" w:cs="Times New Roman"/>
-        </w:rPr>
-        <w:t>的量化内容</w:t>
-      </w:r>
-      <w:r>
-        <w:rPr>
-          <w:rFonts w:hint="eastAsia" w:ascii="Times New Roman" w:hAnsi="Times New Roman" w:eastAsia="Times New Roman" w:cs="Times New Roman"/>
-        </w:rPr>
-        <w:t>（</w:t>
-      </w:r>
-      <w:r>
-        <w:rPr>
-          <w:rFonts w:hint="eastAsia" w:ascii="Times New Roman" w:hAnsi="Times New Roman" w:eastAsia="FangSong" w:cs="Times New Roman"/>
-        </w:rPr>
-        <w:t>转移</w:t>
-      </w:r>
-      <w:r>
-        <w:rPr>
-          <w:rFonts w:ascii="Times New Roman" w:hAnsi="Times New Roman" w:eastAsia="Times New Roman" w:cs="Times New Roman"/>
-        </w:rPr>
-        <w:t xml:space="preserve"> 0.02 mol </w:t>
-      </w:r>
-      <w:r>
-        <w:rPr>
-          <w:rFonts w:hint="eastAsia" w:ascii="Times New Roman" w:hAnsi="Times New Roman" w:eastAsia="FangSong" w:cs="Times New Roman"/>
-        </w:rPr>
-        <w:t>电子所耗正极材料之量</w:t>
-      </w:r>
-      <w:r>
-        <w:rPr>
-          <w:rFonts w:hint="eastAsia" w:ascii="Times New Roman" w:hAnsi="Times New Roman" w:eastAsia="Times New Roman" w:cs="Times New Roman"/>
-        </w:rPr>
-        <w:t>）</w:t>
-      </w:r>
-      <w:r>
-        <w:rPr>
-          <w:rFonts w:hint="eastAsia" w:ascii="Times New Roman" w:hAnsi="Times New Roman" w:eastAsia="FangSong" w:cs="Times New Roman"/>
-        </w:rPr>
-        <w:t>原书</w:t>
-      </w:r>
-      <w:r>
-        <w:rPr>
-          <w:rFonts w:ascii="Times New Roman" w:hAnsi="Times New Roman" w:eastAsia="Times New Roman" w:cs="Times New Roman"/>
-        </w:rPr>
-        <w:t xml:space="preserve"> OCR </w:t>
-      </w:r>
-      <w:r>
-        <w:rPr>
-          <w:rFonts w:hint="eastAsia" w:ascii="Times New Roman" w:hAnsi="Times New Roman" w:eastAsia="FangSong" w:cs="Times New Roman"/>
-        </w:rPr>
-        <w:t>丢失</w:t>
-      </w:r>
-      <w:r>
-        <w:rPr>
-          <w:rFonts w:hint="eastAsia" w:ascii="Times New Roman" w:hAnsi="Times New Roman" w:eastAsia="Times New Roman" w:cs="Times New Roman"/>
-        </w:rPr>
-        <w:t>，</w:t>
-      </w:r>
-      <w:r>
-        <w:rPr>
-          <w:rFonts w:hint="eastAsia" w:ascii="Times New Roman" w:hAnsi="Times New Roman" w:eastAsia="FangSong" w:cs="Times New Roman"/>
-        </w:rPr>
-        <w:t>照录存疑</w:t>
-      </w:r>
-      <w:r>
-        <w:rPr>
-          <w:rFonts w:hint="eastAsia" w:ascii="Times New Roman" w:hAnsi="Times New Roman" w:eastAsia="Times New Roman" w:cs="Times New Roman"/>
-        </w:rPr>
-        <w:t>。</w:t>
-      </w:r>
+        <w:spacing w:before="0" w:after="0"/>
+      </w:pPr>
+    </w:p>
+    <w:p>
+      <w:pPr>
+        <w:spacing w:before="0" w:after="0"/>
+      </w:pPr>
     </w:p>
     <w:bookmarkEnd w:id="33"/>
     <w:bookmarkStart w:id="34" w:name="第-4-题"/>
@@ -2994,6 +2725,8 @@
     <w:p>
       <w:pPr>
         <w:pStyle w:val="BodyText"/>
+        <w:ind w:left="480" w:hanging="480"/>
+        <w:spacing w:after="0"/>
       </w:pPr>
       <w:r>
         <w:rPr>
@@ -3077,6 +2810,13 @@
         </w:rPr>
         <w:t xml:space="preserve"> </w:t>
       </w:r>
+    </w:p>
+    <w:p>
+      <w:pPr>
+        <w:pStyle w:val="BodyText"/>
+        <w:ind w:left="480" w:hanging="480"/>
+        <w:spacing w:before="0" w:after="0"/>
+      </w:pPr>
       <w:r>
         <w:rPr>
           <w:rFonts w:ascii="Times New Roman" w:hAnsi="Times New Roman" w:eastAsia="Times New Roman" w:cs="Times New Roman"/>
@@ -3095,6 +2835,13 @@
         </w:rPr>
         <w:t xml:space="preserve"> </w:t>
       </w:r>
+    </w:p>
+    <w:p>
+      <w:pPr>
+        <w:pStyle w:val="BodyText"/>
+        <w:ind w:left="480" w:hanging="480"/>
+        <w:spacing w:before="0" w:after="0"/>
+      </w:pPr>
       <w:r>
         <w:rPr>
           <w:rFonts w:ascii="Times New Roman" w:hAnsi="Times New Roman" w:eastAsia="Times New Roman" w:cs="Times New Roman"/>
@@ -3113,6 +2860,13 @@
         </w:rPr>
         <w:t xml:space="preserve"> </w:t>
       </w:r>
+    </w:p>
+    <w:p>
+      <w:pPr>
+        <w:pStyle w:val="BodyText"/>
+        <w:ind w:left="480" w:hanging="480"/>
+        <w:spacing w:before="0" w:after="180"/>
+      </w:pPr>
       <w:r>
         <w:rPr>
           <w:rFonts w:ascii="Times New Roman" w:hAnsi="Times New Roman" w:eastAsia="Times New Roman" w:cs="Times New Roman"/>
@@ -3148,6 +2902,16 @@
           <m:t>O</m:t>
         </m:r>
       </m:oMath>
+    </w:p>
+    <w:p>
+      <w:pPr>
+        <w:spacing w:before="0" w:after="0"/>
+      </w:pPr>
+    </w:p>
+    <w:p>
+      <w:pPr>
+        <w:spacing w:before="0" w:after="0"/>
+      </w:pPr>
     </w:p>
     <w:bookmarkEnd w:id="34"/>
     <w:bookmarkStart w:id="35" w:name="第-5-题"/>
@@ -3488,6 +3252,8 @@
     <w:p>
       <w:pPr>
         <w:pStyle w:val="BodyText"/>
+        <w:ind w:left="480" w:hanging="480"/>
+        <w:spacing w:after="0"/>
       </w:pPr>
       <w:r>
         <w:rPr>
@@ -3525,6 +3291,13 @@
         </w:rPr>
         <w:t xml:space="preserve"> </w:t>
       </w:r>
+    </w:p>
+    <w:p>
+      <w:pPr>
+        <w:pStyle w:val="BodyText"/>
+        <w:ind w:left="480" w:hanging="480"/>
+        <w:spacing w:before="0" w:after="0"/>
+      </w:pPr>
       <w:r>
         <w:rPr>
           <w:rFonts w:ascii="Times New Roman" w:hAnsi="Times New Roman" w:eastAsia="Times New Roman" w:cs="Times New Roman"/>
@@ -3543,6 +3316,13 @@
         </w:rPr>
         <w:t xml:space="preserve"> </w:t>
       </w:r>
+    </w:p>
+    <w:p>
+      <w:pPr>
+        <w:pStyle w:val="BodyText"/>
+        <w:ind w:left="480" w:hanging="480"/>
+        <w:spacing w:before="0" w:after="0"/>
+      </w:pPr>
       <w:r>
         <w:rPr>
           <w:rFonts w:ascii="Times New Roman" w:hAnsi="Times New Roman" w:eastAsia="Times New Roman" w:cs="Times New Roman"/>
@@ -3567,6 +3347,13 @@
         </w:rPr>
         <w:t xml:space="preserve"> </w:t>
       </w:r>
+    </w:p>
+    <w:p>
+      <w:pPr>
+        <w:pStyle w:val="BodyText"/>
+        <w:ind w:left="480" w:hanging="480"/>
+        <w:spacing w:before="0" w:after="180"/>
+      </w:pPr>
       <w:r>
         <w:rPr>
           <w:rFonts w:ascii="Times New Roman" w:hAnsi="Times New Roman" w:eastAsia="Times New Roman" w:cs="Times New Roman"/>
@@ -3585,6 +3372,16 @@
         </w:rPr>
         <w:t>环己二烯加氢是吸热反应</w:t>
       </w:r>
+    </w:p>
+    <w:p>
+      <w:pPr>
+        <w:spacing w:before="0" w:after="0"/>
+      </w:pPr>
+    </w:p>
+    <w:p>
+      <w:pPr>
+        <w:spacing w:before="0" w:after="0"/>
+      </w:pPr>
     </w:p>
     <w:bookmarkEnd w:id="35"/>
     <w:bookmarkStart w:id="39" w:name="第-6-题"/>
@@ -3689,7 +3486,7 @@
         </w:rPr>
         <w:drawing>
           <wp:inline>
-            <wp:extent cx="3600000" cy="2260831"/>
+            <wp:extent cx="3600000" cy="2259912"/>
             <wp:effectExtent b="0" l="0" r="0" t="0"/>
             <wp:docPr descr="" title="" id="37" name="Picture"/>
             <a:graphic>
@@ -3710,7 +3507,7 @@
                   <pic:spPr bwMode="auto">
                     <a:xfrm>
                       <a:off x="0" y="0"/>
-                      <a:ext cx="3600000" cy="2260831"/>
+                      <a:ext cx="3600000" cy="2259912"/>
                     </a:xfrm>
                     <a:prstGeom prst="rect">
                       <a:avLst/>
@@ -4720,6 +4517,46 @@
         <w:t>。</w:t>
       </w:r>
     </w:p>
+    <w:p>
+      <w:pPr>
+        <w:spacing w:before="0" w:after="0"/>
+      </w:pPr>
+    </w:p>
+    <w:p>
+      <w:pPr>
+        <w:spacing w:before="0" w:after="0"/>
+      </w:pPr>
+    </w:p>
+    <w:p>
+      <w:pPr>
+        <w:spacing w:before="0" w:after="0"/>
+      </w:pPr>
+    </w:p>
+    <w:p>
+      <w:pPr>
+        <w:spacing w:before="0" w:after="0"/>
+      </w:pPr>
+    </w:p>
+    <w:p>
+      <w:pPr>
+        <w:spacing w:before="0" w:after="0"/>
+      </w:pPr>
+    </w:p>
+    <w:p>
+      <w:pPr>
+        <w:spacing w:before="0" w:after="0"/>
+      </w:pPr>
+    </w:p>
+    <w:p>
+      <w:pPr>
+        <w:spacing w:before="0" w:after="0"/>
+      </w:pPr>
+    </w:p>
+    <w:p>
+      <w:pPr>
+        <w:spacing w:before="0" w:after="0"/>
+      </w:pPr>
+    </w:p>
     <w:bookmarkEnd w:id="39"/>
     <w:bookmarkStart w:id="40" w:name="第-7-题"/>
     <w:p>
@@ -6297,6 +6134,46 @@
         </w:rPr>
         <w:t>)。</w:t>
       </w:r>
+    </w:p>
+    <w:p>
+      <w:pPr>
+        <w:spacing w:before="0" w:after="0"/>
+      </w:pPr>
+    </w:p>
+    <w:p>
+      <w:pPr>
+        <w:spacing w:before="0" w:after="0"/>
+      </w:pPr>
+    </w:p>
+    <w:p>
+      <w:pPr>
+        <w:spacing w:before="0" w:after="0"/>
+      </w:pPr>
+    </w:p>
+    <w:p>
+      <w:pPr>
+        <w:spacing w:before="0" w:after="0"/>
+      </w:pPr>
+    </w:p>
+    <w:p>
+      <w:pPr>
+        <w:spacing w:before="0" w:after="0"/>
+      </w:pPr>
+    </w:p>
+    <w:p>
+      <w:pPr>
+        <w:spacing w:before="0" w:after="0"/>
+      </w:pPr>
+    </w:p>
+    <w:p>
+      <w:pPr>
+        <w:spacing w:before="0" w:after="0"/>
+      </w:pPr>
+    </w:p>
+    <w:p>
+      <w:pPr>
+        <w:spacing w:before="0" w:after="0"/>
+      </w:pPr>
     </w:p>
     <w:bookmarkEnd w:id="40"/>
     <w:bookmarkStart w:id="41" w:name="第-8-题"/>
@@ -6681,6 +6558,31 @@
         <w:t>。</w:t>
       </w:r>
     </w:p>
+    <w:p>
+      <w:pPr>
+        <w:spacing w:before="0" w:after="0"/>
+      </w:pPr>
+    </w:p>
+    <w:p>
+      <w:pPr>
+        <w:spacing w:before="0" w:after="0"/>
+      </w:pPr>
+    </w:p>
+    <w:p>
+      <w:pPr>
+        <w:spacing w:before="0" w:after="0"/>
+      </w:pPr>
+    </w:p>
+    <w:p>
+      <w:pPr>
+        <w:spacing w:before="0" w:after="0"/>
+      </w:pPr>
+    </w:p>
+    <w:p>
+      <w:pPr>
+        <w:spacing w:before="0" w:after="0"/>
+      </w:pPr>
+    </w:p>
     <w:bookmarkEnd w:id="41"/>
     <w:bookmarkStart w:id="42" w:name="第-9-题"/>
     <w:p>
@@ -7067,6 +6969,46 @@
         </w:rPr>
         <w:t>。</w:t>
       </w:r>
+    </w:p>
+    <w:p>
+      <w:pPr>
+        <w:spacing w:before="0" w:after="0"/>
+      </w:pPr>
+    </w:p>
+    <w:p>
+      <w:pPr>
+        <w:spacing w:before="0" w:after="0"/>
+      </w:pPr>
+    </w:p>
+    <w:p>
+      <w:pPr>
+        <w:spacing w:before="0" w:after="0"/>
+      </w:pPr>
+    </w:p>
+    <w:p>
+      <w:pPr>
+        <w:spacing w:before="0" w:after="0"/>
+      </w:pPr>
+    </w:p>
+    <w:p>
+      <w:pPr>
+        <w:spacing w:before="0" w:after="0"/>
+      </w:pPr>
+    </w:p>
+    <w:p>
+      <w:pPr>
+        <w:spacing w:before="0" w:after="0"/>
+      </w:pPr>
+    </w:p>
+    <w:p>
+      <w:pPr>
+        <w:spacing w:before="0" w:after="0"/>
+      </w:pPr>
+    </w:p>
+    <w:p>
+      <w:pPr>
+        <w:spacing w:before="0" w:after="0"/>
+      </w:pPr>
     </w:p>
     <w:bookmarkEnd w:id="42"/>
     <w:bookmarkStart w:id="43" w:name="第-10-题"/>
@@ -8644,6 +8586,16 @@
         </m:sSup>
       </m:oMath>
     </w:p>
+    <w:p>
+      <w:pPr>
+        <w:spacing w:before="0" w:after="0"/>
+      </w:pPr>
+    </w:p>
+    <w:p>
+      <w:pPr>
+        <w:spacing w:before="0" w:after="0"/>
+      </w:pPr>
+    </w:p>
     <w:bookmarkEnd w:id="43"/>
     <w:bookmarkStart w:id="44" w:name="第-11-题"/>
     <w:p>
@@ -9484,6 +9436,46 @@
         </w:rPr>
         <w:t>）</w:t>
       </w:r>
+    </w:p>
+    <w:p>
+      <w:pPr>
+        <w:spacing w:before="0" w:after="0"/>
+      </w:pPr>
+    </w:p>
+    <w:p>
+      <w:pPr>
+        <w:spacing w:before="0" w:after="0"/>
+      </w:pPr>
+    </w:p>
+    <w:p>
+      <w:pPr>
+        <w:spacing w:before="0" w:after="0"/>
+      </w:pPr>
+    </w:p>
+    <w:p>
+      <w:pPr>
+        <w:spacing w:before="0" w:after="0"/>
+      </w:pPr>
+    </w:p>
+    <w:p>
+      <w:pPr>
+        <w:spacing w:before="0" w:after="0"/>
+      </w:pPr>
+    </w:p>
+    <w:p>
+      <w:pPr>
+        <w:spacing w:before="0" w:after="0"/>
+      </w:pPr>
+    </w:p>
+    <w:p>
+      <w:pPr>
+        <w:spacing w:before="0" w:after="0"/>
+      </w:pPr>
+    </w:p>
+    <w:p>
+      <w:pPr>
+        <w:spacing w:before="0" w:after="0"/>
+      </w:pPr>
     </w:p>
     <w:bookmarkEnd w:id="45"/>
     <w:bookmarkStart w:id="46" w:name="第-12-题"/>
@@ -9697,6 +9689,31 @@
         <w:t>。</w:t>
       </w:r>
     </w:p>
+    <w:p>
+      <w:pPr>
+        <w:spacing w:before="0" w:after="0"/>
+      </w:pPr>
+    </w:p>
+    <w:p>
+      <w:pPr>
+        <w:spacing w:before="0" w:after="0"/>
+      </w:pPr>
+    </w:p>
+    <w:p>
+      <w:pPr>
+        <w:spacing w:before="0" w:after="0"/>
+      </w:pPr>
+    </w:p>
+    <w:p>
+      <w:pPr>
+        <w:spacing w:before="0" w:after="0"/>
+      </w:pPr>
+    </w:p>
+    <w:p>
+      <w:pPr>
+        <w:spacing w:before="0" w:after="0"/>
+      </w:pPr>
+    </w:p>
     <w:bookmarkEnd w:id="46"/>
     <w:bookmarkStart w:id="47" w:name="第-13-题"/>
     <w:p>
@@ -10283,6 +10300,31 @@
         <w:t>?</w:t>
       </w:r>
     </w:p>
+    <w:p>
+      <w:pPr>
+        <w:spacing w:before="0" w:after="0"/>
+      </w:pPr>
+    </w:p>
+    <w:p>
+      <w:pPr>
+        <w:spacing w:before="0" w:after="0"/>
+      </w:pPr>
+    </w:p>
+    <w:p>
+      <w:pPr>
+        <w:spacing w:before="0" w:after="0"/>
+      </w:pPr>
+    </w:p>
+    <w:p>
+      <w:pPr>
+        <w:spacing w:before="0" w:after="0"/>
+      </w:pPr>
+    </w:p>
+    <w:p>
+      <w:pPr>
+        <w:spacing w:before="0" w:after="0"/>
+      </w:pPr>
+    </w:p>
     <w:bookmarkEnd w:id="47"/>
     <w:bookmarkStart w:id="54" w:name="第-14-题"/>
     <w:p>
@@ -10342,247 +10384,6 @@
           <w:rFonts w:hint="eastAsia" w:ascii="Times New Roman" w:hAnsi="Times New Roman" w:eastAsia="FangSong" w:cs="Times New Roman"/>
         </w:rPr>
         <w:t xml:space="preserve">测试题一</w:t>
-      </w:r>
-    </w:p>
-    <w:p>
-      <w:pPr>
-        <w:pStyle w:val="BlockText"/>
-      </w:pPr>
-      <w:r>
-        <w:rPr>
-          <w:rFonts w:hint="eastAsia" w:ascii="Times New Roman" w:hAnsi="Times New Roman" w:eastAsia="FangSong" w:cs="Times New Roman"/>
-          <w:b/>
-          <w:bCs/>
-        </w:rPr>
-        <w:t xml:space="preserve">校勘注</w:t>
-      </w:r>
-      <w:r>
-        <w:rPr>
-          <w:rFonts w:hint="eastAsia" w:ascii="Times New Roman" w:hAnsi="Times New Roman" w:eastAsia="Times New Roman" w:cs="Times New Roman"/>
-        </w:rPr>
-        <w:t>：</w:t>
-      </w:r>
-      <w:r>
-        <w:rPr>
-          <w:rFonts w:hint="eastAsia" w:ascii="Times New Roman" w:hAnsi="Times New Roman" w:eastAsia="FangSong" w:cs="Times New Roman"/>
-        </w:rPr>
-        <w:t>两张晶胞图原书</w:t>
-      </w:r>
-      <w:r>
-        <w:rPr>
-          <w:rFonts w:ascii="Times New Roman" w:hAnsi="Times New Roman" w:eastAsia="Times New Roman" w:cs="Times New Roman"/>
-        </w:rPr>
-        <w:t xml:space="preserve"> OCR </w:t>
-      </w:r>
-      <w:r>
-        <w:rPr>
-          <w:rFonts w:hint="eastAsia" w:ascii="Times New Roman" w:hAnsi="Times New Roman" w:eastAsia="FangSong" w:cs="Times New Roman"/>
-        </w:rPr>
-        <w:t>错位于题</w:t>
-      </w:r>
-      <w:r>
-        <w:rPr>
-          <w:rFonts w:hint="eastAsia" w:ascii="Times New Roman" w:hAnsi="Times New Roman" w:eastAsia="Times New Roman" w:cs="Times New Roman"/>
-        </w:rPr>
-        <w:t>17</w:t>
-      </w:r>
-      <w:r>
-        <w:rPr>
-          <w:rFonts w:ascii="Times New Roman" w:hAnsi="Times New Roman" w:eastAsia="Times New Roman" w:cs="Times New Roman"/>
-        </w:rPr>
-        <w:t xml:space="preserve"> </w:t>
-      </w:r>
-      <w:r>
-        <w:rPr>
-          <w:rFonts w:hint="eastAsia" w:ascii="Times New Roman" w:hAnsi="Times New Roman" w:eastAsia="FangSong" w:cs="Times New Roman"/>
-        </w:rPr>
-        <w:t>表格前后</w:t>
-      </w:r>
-      <w:r>
-        <w:rPr>
-          <w:rFonts w:hint="eastAsia" w:ascii="Times New Roman" w:hAnsi="Times New Roman" w:eastAsia="Times New Roman" w:cs="Times New Roman"/>
-        </w:rPr>
-        <w:t>，</w:t>
-      </w:r>
-      <w:r>
-        <w:rPr>
-          <w:rFonts w:hint="eastAsia" w:ascii="Times New Roman" w:hAnsi="Times New Roman" w:eastAsia="FangSong" w:cs="Times New Roman"/>
-        </w:rPr>
-        <w:t>视觉核验</w:t>
-      </w:r>
-      <w:r>
-        <w:rPr>
-          <w:rFonts w:ascii="Times New Roman" w:hAnsi="Times New Roman" w:eastAsia="Times New Roman" w:cs="Times New Roman"/>
-        </w:rPr>
-        <w:t xml:space="preserve"> </w:t>
-      </w:r>
-      <w:r>
-        <w:rPr>
-          <w:rFonts w:hint="eastAsia" w:ascii="Times New Roman" w:hAnsi="Times New Roman" w:eastAsia="Times New Roman" w:cs="Times New Roman"/>
-        </w:rPr>
-        <w:t>0c1d782a=</w:t>
-      </w:r>
-      <w:r>
-        <w:rPr>
-          <w:rFonts w:hint="eastAsia" w:ascii="Times New Roman" w:hAnsi="Times New Roman" w:eastAsia="FangSong" w:cs="Times New Roman"/>
-        </w:rPr>
-        <w:t>体心立方</w:t>
-      </w:r>
-      <w:r>
-        <w:rPr>
-          <w:rFonts w:hint="eastAsia" w:ascii="Times New Roman" w:hAnsi="Times New Roman" w:eastAsia="Times New Roman" w:cs="Times New Roman"/>
-        </w:rPr>
-        <w:t>（8</w:t>
-      </w:r>
-      <w:r>
-        <w:rPr>
-          <w:rFonts w:ascii="Times New Roman" w:hAnsi="Times New Roman" w:eastAsia="Times New Roman" w:cs="Times New Roman"/>
-        </w:rPr>
-        <w:t xml:space="preserve"> </w:t>
-      </w:r>
-      <w:r>
-        <w:rPr>
-          <w:rFonts w:hint="eastAsia" w:ascii="Times New Roman" w:hAnsi="Times New Roman" w:eastAsia="FangSong" w:cs="Times New Roman"/>
-        </w:rPr>
-        <w:t>顶角</w:t>
-      </w:r>
-      <w:r>
-        <w:rPr>
-          <w:rFonts w:hint="eastAsia" w:ascii="Times New Roman" w:hAnsi="Times New Roman" w:eastAsia="Times New Roman" w:cs="Times New Roman"/>
-        </w:rPr>
-        <w:t>+</w:t>
-      </w:r>
-      <w:r>
-        <w:rPr>
-          <w:rFonts w:hint="eastAsia" w:ascii="Times New Roman" w:hAnsi="Times New Roman" w:eastAsia="FangSong" w:cs="Times New Roman"/>
-        </w:rPr>
-        <w:t>体心</w:t>
-      </w:r>
-      <w:r>
-        <w:rPr>
-          <w:rFonts w:hint="eastAsia" w:ascii="Times New Roman" w:hAnsi="Times New Roman" w:eastAsia="Times New Roman" w:cs="Times New Roman"/>
-        </w:rPr>
-        <w:t>）、4e324fed=</w:t>
-      </w:r>
-      <w:r>
-        <w:rPr>
-          <w:rFonts w:hint="eastAsia" w:ascii="Times New Roman" w:hAnsi="Times New Roman" w:eastAsia="FangSong" w:cs="Times New Roman"/>
-        </w:rPr>
-        <w:t>面心立方</w:t>
-      </w:r>
-      <w:r>
-        <w:rPr>
-          <w:rFonts w:hint="eastAsia" w:ascii="Times New Roman" w:hAnsi="Times New Roman" w:eastAsia="Times New Roman" w:cs="Times New Roman"/>
-        </w:rPr>
-        <w:t>（8</w:t>
-      </w:r>
-      <w:r>
-        <w:rPr>
-          <w:rFonts w:ascii="Times New Roman" w:hAnsi="Times New Roman" w:eastAsia="Times New Roman" w:cs="Times New Roman"/>
-        </w:rPr>
-        <w:t xml:space="preserve"> </w:t>
-      </w:r>
-      <w:r>
-        <w:rPr>
-          <w:rFonts w:hint="eastAsia" w:ascii="Times New Roman" w:hAnsi="Times New Roman" w:eastAsia="FangSong" w:cs="Times New Roman"/>
-        </w:rPr>
-        <w:t>顶角</w:t>
-      </w:r>
-      <w:r>
-        <w:rPr>
-          <w:rFonts w:hint="eastAsia" w:ascii="Times New Roman" w:hAnsi="Times New Roman" w:eastAsia="Times New Roman" w:cs="Times New Roman"/>
-        </w:rPr>
-        <w:t>+6</w:t>
-      </w:r>
-      <w:r>
-        <w:rPr>
-          <w:rFonts w:ascii="Times New Roman" w:hAnsi="Times New Roman" w:eastAsia="Times New Roman" w:cs="Times New Roman"/>
-        </w:rPr>
-        <w:t xml:space="preserve"> </w:t>
-      </w:r>
-      <w:r>
-        <w:rPr>
-          <w:rFonts w:hint="eastAsia" w:ascii="Times New Roman" w:hAnsi="Times New Roman" w:eastAsia="FangSong" w:cs="Times New Roman"/>
-        </w:rPr>
-        <w:t>面心</w:t>
-      </w:r>
-      <w:r>
-        <w:rPr>
-          <w:rFonts w:hint="eastAsia" w:ascii="Times New Roman" w:hAnsi="Times New Roman" w:eastAsia="Times New Roman" w:cs="Times New Roman"/>
-        </w:rPr>
-        <w:t>）</w:t>
-      </w:r>
-      <w:r>
-        <w:rPr>
-          <w:rFonts w:hint="eastAsia" w:ascii="Times New Roman" w:hAnsi="Times New Roman" w:eastAsia="FangSong" w:cs="Times New Roman"/>
-        </w:rPr>
-        <w:t>后归位至本题</w:t>
-      </w:r>
-      <w:r>
-        <w:rPr>
-          <w:rFonts w:ascii="Times New Roman" w:hAnsi="Times New Roman" w:eastAsia="Times New Roman" w:cs="Times New Roman"/>
-        </w:rPr>
-        <w:t xml:space="preserve"> </w:t>
-      </w:r>
-      <w:r>
-        <w:rPr>
-          <w:rFonts w:hint="eastAsia" w:ascii="Times New Roman" w:hAnsi="Times New Roman" w:eastAsia="Times New Roman" w:cs="Times New Roman"/>
-        </w:rPr>
-        <w:t>(4)；</w:t>
-      </w:r>
-      <w:r>
-        <w:rPr>
-          <w:rFonts w:hint="eastAsia" w:ascii="Times New Roman" w:hAnsi="Times New Roman" w:eastAsia="FangSong" w:cs="Times New Roman"/>
-        </w:rPr>
-        <w:t>题</w:t>
-      </w:r>
-      <w:r>
-        <w:rPr>
-          <w:rFonts w:hint="eastAsia" w:ascii="Times New Roman" w:hAnsi="Times New Roman" w:eastAsia="Times New Roman" w:cs="Times New Roman"/>
-        </w:rPr>
-        <w:t>17</w:t>
-      </w:r>
-      <w:r>
-        <w:rPr>
-          <w:rFonts w:ascii="Times New Roman" w:hAnsi="Times New Roman" w:eastAsia="Times New Roman" w:cs="Times New Roman"/>
-        </w:rPr>
-        <w:t xml:space="preserve"> </w:t>
-      </w:r>
-      <w:r>
-        <w:rPr>
-          <w:rFonts w:hint="eastAsia" w:ascii="Times New Roman" w:hAnsi="Times New Roman" w:eastAsia="FangSong" w:cs="Times New Roman"/>
-        </w:rPr>
-        <w:t xml:space="preserve">的熔沸点数据表为独立</w:t>
-      </w:r>
-      <w:r>
-        <w:rPr>
-          <w:rFonts w:ascii="Times New Roman" w:hAnsi="Times New Roman" w:eastAsia="Times New Roman" w:cs="Times New Roman"/>
-        </w:rPr>
-        <w:t xml:space="preserve"> markdown </w:t>
-      </w:r>
-      <w:r>
-        <w:rPr>
-          <w:rFonts w:hint="eastAsia" w:ascii="Times New Roman" w:hAnsi="Times New Roman" w:eastAsia="FangSong" w:cs="Times New Roman"/>
-        </w:rPr>
-        <w:t>表</w:t>
-      </w:r>
-      <w:r>
-        <w:rPr>
-          <w:rFonts w:hint="eastAsia" w:ascii="Times New Roman" w:hAnsi="Times New Roman" w:eastAsia="Times New Roman" w:cs="Times New Roman"/>
-        </w:rPr>
-        <w:t>，</w:t>
-      </w:r>
-      <w:r>
-        <w:rPr>
-          <w:rFonts w:hint="eastAsia" w:ascii="Times New Roman" w:hAnsi="Times New Roman" w:eastAsia="FangSong" w:cs="Times New Roman"/>
-        </w:rPr>
-        <w:t>不受影响</w:t>
-      </w:r>
-      <w:r>
-        <w:rPr>
-          <w:rFonts w:hint="eastAsia" w:ascii="Times New Roman" w:hAnsi="Times New Roman" w:eastAsia="Times New Roman" w:cs="Times New Roman"/>
-        </w:rPr>
-        <w:t>。</w:t>
       </w:r>
     </w:p>
     <w:p>
@@ -11727,7 +11528,7 @@
         </w:rPr>
         <w:drawing>
           <wp:inline>
-            <wp:extent cx="3073400" cy="3111500"/>
+            <wp:extent cx="3073400" cy="2997200"/>
             <wp:effectExtent b="0" l="0" r="0" t="0"/>
             <wp:docPr descr="" title="" id="49" name="Picture"/>
             <a:graphic>
@@ -11748,7 +11549,7 @@
                   <pic:spPr bwMode="auto">
                     <a:xfrm>
                       <a:off x="0" y="0"/>
-                      <a:ext cx="3073400" cy="3111500"/>
+                      <a:ext cx="3073400" cy="2997200"/>
                     </a:xfrm>
                     <a:prstGeom prst="rect">
                       <a:avLst/>
@@ -11790,7 +11591,7 @@
         </w:rPr>
         <w:drawing>
           <wp:inline>
-            <wp:extent cx="3048000" cy="3009900"/>
+            <wp:extent cx="3048000" cy="2984500"/>
             <wp:effectExtent b="0" l="0" r="0" t="0"/>
             <wp:docPr descr="" title="" id="52" name="Picture"/>
             <a:graphic>
@@ -11811,7 +11612,7 @@
                   <pic:spPr bwMode="auto">
                     <a:xfrm>
                       <a:off x="0" y="0"/>
-                      <a:ext cx="3048000" cy="3009900"/>
+                      <a:ext cx="3048000" cy="2984500"/>
                     </a:xfrm>
                     <a:prstGeom prst="rect">
                       <a:avLst/>
@@ -11830,6 +11631,46 @@
         </w:drawing>
       </w:r>
     </w:p>
+    <w:p>
+      <w:pPr>
+        <w:spacing w:before="0" w:after="0"/>
+      </w:pPr>
+    </w:p>
+    <w:p>
+      <w:pPr>
+        <w:spacing w:before="0" w:after="0"/>
+      </w:pPr>
+    </w:p>
+    <w:p>
+      <w:pPr>
+        <w:spacing w:before="0" w:after="0"/>
+      </w:pPr>
+    </w:p>
+    <w:p>
+      <w:pPr>
+        <w:spacing w:before="0" w:after="0"/>
+      </w:pPr>
+    </w:p>
+    <w:p>
+      <w:pPr>
+        <w:spacing w:before="0" w:after="0"/>
+      </w:pPr>
+    </w:p>
+    <w:p>
+      <w:pPr>
+        <w:spacing w:before="0" w:after="0"/>
+      </w:pPr>
+    </w:p>
+    <w:p>
+      <w:pPr>
+        <w:spacing w:before="0" w:after="0"/>
+      </w:pPr>
+    </w:p>
+    <w:p>
+      <w:pPr>
+        <w:spacing w:before="0" w:after="0"/>
+      </w:pPr>
+    </w:p>
     <w:bookmarkEnd w:id="54"/>
     <w:bookmarkStart w:id="55" w:name="第-15-题"/>
     <w:p>
@@ -11932,10 +11773,6 @@
     <w:p>
       <w:pPr>
         <w:pStyle w:val="Compact"/>
-        <w:numPr>
-          <w:ilvl w:val="0"/>
-          <w:numId w:val="1013"/>
-        </w:numPr>
       </w:pPr>
       <m:oMath>
         <m:sSub>
@@ -12291,6 +12128,31 @@
         </m:sSubSup>
       </m:oMath>
     </w:p>
+    <w:p>
+      <w:pPr>
+        <w:spacing w:before="0" w:after="0"/>
+      </w:pPr>
+    </w:p>
+    <w:p>
+      <w:pPr>
+        <w:spacing w:before="0" w:after="0"/>
+      </w:pPr>
+    </w:p>
+    <w:p>
+      <w:pPr>
+        <w:spacing w:before="0" w:after="0"/>
+      </w:pPr>
+    </w:p>
+    <w:p>
+      <w:pPr>
+        <w:spacing w:before="0" w:after="0"/>
+      </w:pPr>
+    </w:p>
+    <w:p>
+      <w:pPr>
+        <w:spacing w:before="0" w:after="0"/>
+      </w:pPr>
+    </w:p>
     <w:bookmarkEnd w:id="55"/>
     <w:bookmarkStart w:id="56" w:name="第-16-题"/>
     <w:p>
@@ -12861,6 +12723,46 @@
         <w:t>____。</w:t>
       </w:r>
     </w:p>
+    <w:p>
+      <w:pPr>
+        <w:spacing w:before="0" w:after="0"/>
+      </w:pPr>
+    </w:p>
+    <w:p>
+      <w:pPr>
+        <w:spacing w:before="0" w:after="0"/>
+      </w:pPr>
+    </w:p>
+    <w:p>
+      <w:pPr>
+        <w:spacing w:before="0" w:after="0"/>
+      </w:pPr>
+    </w:p>
+    <w:p>
+      <w:pPr>
+        <w:spacing w:before="0" w:after="0"/>
+      </w:pPr>
+    </w:p>
+    <w:p>
+      <w:pPr>
+        <w:spacing w:before="0" w:after="0"/>
+      </w:pPr>
+    </w:p>
+    <w:p>
+      <w:pPr>
+        <w:spacing w:before="0" w:after="0"/>
+      </w:pPr>
+    </w:p>
+    <w:p>
+      <w:pPr>
+        <w:spacing w:before="0" w:after="0"/>
+      </w:pPr>
+    </w:p>
+    <w:p>
+      <w:pPr>
+        <w:spacing w:before="0" w:after="0"/>
+      </w:pPr>
+    </w:p>
     <w:bookmarkEnd w:id="56"/>
     <w:bookmarkStart w:id="60" w:name="第-17-题"/>
     <w:p>
@@ -13743,7 +13645,7 @@
         </w:rPr>
         <w:drawing>
           <wp:inline>
-            <wp:extent cx="3240000" cy="3229811"/>
+            <wp:extent cx="3240000" cy="3158491"/>
             <wp:effectExtent b="0" l="0" r="0" t="0"/>
             <wp:docPr descr="" title="" id="58" name="Picture"/>
             <a:graphic>
@@ -13764,7 +13666,7 @@
                   <pic:spPr bwMode="auto">
                     <a:xfrm>
                       <a:off x="0" y="0"/>
-                      <a:ext cx="3240000" cy="3229811"/>
+                      <a:ext cx="3240000" cy="3158491"/>
                     </a:xfrm>
                     <a:prstGeom prst="rect">
                       <a:avLst/>
@@ -15135,6 +15037,46 @@
         <w:t>）</w:t>
       </w:r>
     </w:p>
+    <w:p>
+      <w:pPr>
+        <w:spacing w:before="0" w:after="0"/>
+      </w:pPr>
+    </w:p>
+    <w:p>
+      <w:pPr>
+        <w:spacing w:before="0" w:after="0"/>
+      </w:pPr>
+    </w:p>
+    <w:p>
+      <w:pPr>
+        <w:spacing w:before="0" w:after="0"/>
+      </w:pPr>
+    </w:p>
+    <w:p>
+      <w:pPr>
+        <w:spacing w:before="0" w:after="0"/>
+      </w:pPr>
+    </w:p>
+    <w:p>
+      <w:pPr>
+        <w:spacing w:before="0" w:after="0"/>
+      </w:pPr>
+    </w:p>
+    <w:p>
+      <w:pPr>
+        <w:spacing w:before="0" w:after="0"/>
+      </w:pPr>
+    </w:p>
+    <w:p>
+      <w:pPr>
+        <w:spacing w:before="0" w:after="0"/>
+      </w:pPr>
+    </w:p>
+    <w:p>
+      <w:pPr>
+        <w:spacing w:before="0" w:after="0"/>
+      </w:pPr>
+    </w:p>
     <w:bookmarkEnd w:id="61"/>
     <w:bookmarkStart w:id="62" w:name="第-18-题"/>
     <w:p>
@@ -15393,6 +15335,31 @@
         <w:t xml:space="preserve"> ____。</w:t>
       </w:r>
     </w:p>
+    <w:p>
+      <w:pPr>
+        <w:spacing w:before="0" w:after="0"/>
+      </w:pPr>
+    </w:p>
+    <w:p>
+      <w:pPr>
+        <w:spacing w:before="0" w:after="0"/>
+      </w:pPr>
+    </w:p>
+    <w:p>
+      <w:pPr>
+        <w:spacing w:before="0" w:after="0"/>
+      </w:pPr>
+    </w:p>
+    <w:p>
+      <w:pPr>
+        <w:spacing w:before="0" w:after="0"/>
+      </w:pPr>
+    </w:p>
+    <w:p>
+      <w:pPr>
+        <w:spacing w:before="0" w:after="0"/>
+      </w:pPr>
+    </w:p>
     <w:bookmarkEnd w:id="62"/>
     <w:bookmarkStart w:id="63" w:name="第-19-题"/>
     <w:p>
@@ -15595,6 +15562,31 @@
         </w:rPr>
         <w:t>。</w:t>
       </w:r>
+    </w:p>
+    <w:p>
+      <w:pPr>
+        <w:spacing w:before="0" w:after="0"/>
+      </w:pPr>
+    </w:p>
+    <w:p>
+      <w:pPr>
+        <w:spacing w:before="0" w:after="0"/>
+      </w:pPr>
+    </w:p>
+    <w:p>
+      <w:pPr>
+        <w:spacing w:before="0" w:after="0"/>
+      </w:pPr>
+    </w:p>
+    <w:p>
+      <w:pPr>
+        <w:spacing w:before="0" w:after="0"/>
+      </w:pPr>
+    </w:p>
+    <w:p>
+      <w:pPr>
+        <w:spacing w:before="0" w:after="0"/>
+      </w:pPr>
     </w:p>
     <w:bookmarkEnd w:id="63"/>
     <w:bookmarkStart w:id="64" w:name="第-20-题"/>
@@ -16022,6 +16014,31 @@
         <w:t>。</w:t>
       </w:r>
     </w:p>
+    <w:p>
+      <w:pPr>
+        <w:spacing w:before="0" w:after="0"/>
+      </w:pPr>
+    </w:p>
+    <w:p>
+      <w:pPr>
+        <w:spacing w:before="0" w:after="0"/>
+      </w:pPr>
+    </w:p>
+    <w:p>
+      <w:pPr>
+        <w:spacing w:before="0" w:after="0"/>
+      </w:pPr>
+    </w:p>
+    <w:p>
+      <w:pPr>
+        <w:spacing w:before="0" w:after="0"/>
+      </w:pPr>
+    </w:p>
+    <w:p>
+      <w:pPr>
+        <w:spacing w:before="0" w:after="0"/>
+      </w:pPr>
+    </w:p>
     <w:bookmarkEnd w:id="64"/>
     <w:bookmarkStart w:id="65" w:name="第-21-题"/>
     <w:p>
@@ -16238,6 +16255,31 @@
         </w:rPr>
         <w:t>?</w:t>
       </w:r>
+    </w:p>
+    <w:p>
+      <w:pPr>
+        <w:spacing w:before="0" w:after="0"/>
+      </w:pPr>
+    </w:p>
+    <w:p>
+      <w:pPr>
+        <w:spacing w:before="0" w:after="0"/>
+      </w:pPr>
+    </w:p>
+    <w:p>
+      <w:pPr>
+        <w:spacing w:before="0" w:after="0"/>
+      </w:pPr>
+    </w:p>
+    <w:p>
+      <w:pPr>
+        <w:spacing w:before="0" w:after="0"/>
+      </w:pPr>
+    </w:p>
+    <w:p>
+      <w:pPr>
+        <w:spacing w:before="0" w:after="0"/>
+      </w:pPr>
     </w:p>
     <w:bookmarkEnd w:id="65"/>
     <w:bookmarkStart w:id="66" w:name="第-22-题"/>
@@ -16632,6 +16674,31 @@
         <w:t>？</w:t>
       </w:r>
     </w:p>
+    <w:p>
+      <w:pPr>
+        <w:spacing w:before="0" w:after="0"/>
+      </w:pPr>
+    </w:p>
+    <w:p>
+      <w:pPr>
+        <w:spacing w:before="0" w:after="0"/>
+      </w:pPr>
+    </w:p>
+    <w:p>
+      <w:pPr>
+        <w:spacing w:before="0" w:after="0"/>
+      </w:pPr>
+    </w:p>
+    <w:p>
+      <w:pPr>
+        <w:spacing w:before="0" w:after="0"/>
+      </w:pPr>
+    </w:p>
+    <w:p>
+      <w:pPr>
+        <w:spacing w:before="0" w:after="0"/>
+      </w:pPr>
+    </w:p>
     <w:bookmarkEnd w:id="66"/>
     <w:bookmarkStart w:id="67" w:name="第-23-题"/>
     <w:p>
@@ -16942,6 +17009,31 @@
         </w:rPr>
         <w:t xml:space="preserve">kPa）</w:t>
       </w:r>
+    </w:p>
+    <w:p>
+      <w:pPr>
+        <w:spacing w:before="0" w:after="0"/>
+      </w:pPr>
+    </w:p>
+    <w:p>
+      <w:pPr>
+        <w:spacing w:before="0" w:after="0"/>
+      </w:pPr>
+    </w:p>
+    <w:p>
+      <w:pPr>
+        <w:spacing w:before="0" w:after="0"/>
+      </w:pPr>
+    </w:p>
+    <w:p>
+      <w:pPr>
+        <w:spacing w:before="0" w:after="0"/>
+      </w:pPr>
+    </w:p>
+    <w:p>
+      <w:pPr>
+        <w:spacing w:before="0" w:after="0"/>
+      </w:pPr>
     </w:p>
     <w:bookmarkEnd w:id="67"/>
     <w:bookmarkStart w:id="68" w:name="第-24-题"/>
@@ -17490,6 +17582,31 @@
         </w:rPr>
         <w:t xml:space="preserve">)。</w:t>
       </w:r>
+    </w:p>
+    <w:p>
+      <w:pPr>
+        <w:spacing w:before="0" w:after="0"/>
+      </w:pPr>
+    </w:p>
+    <w:p>
+      <w:pPr>
+        <w:spacing w:before="0" w:after="0"/>
+      </w:pPr>
+    </w:p>
+    <w:p>
+      <w:pPr>
+        <w:spacing w:before="0" w:after="0"/>
+      </w:pPr>
+    </w:p>
+    <w:p>
+      <w:pPr>
+        <w:spacing w:before="0" w:after="0"/>
+      </w:pPr>
+    </w:p>
+    <w:p>
+      <w:pPr>
+        <w:spacing w:before="0" w:after="0"/>
+      </w:pPr>
     </w:p>
     <w:bookmarkEnd w:id="68"/>
     <w:bookmarkStart w:id="69" w:name="第-25-题"/>
@@ -18104,137 +18221,43 @@
     </w:p>
     <w:p>
       <w:pPr>
-        <w:pStyle w:val="BlockText"/>
-      </w:pPr>
-      <w:r>
-        <w:rPr>
-          <w:rFonts w:hint="eastAsia" w:ascii="Times New Roman" w:hAnsi="Times New Roman" w:eastAsia="FangSong" w:cs="Times New Roman"/>
-          <w:b/>
-          <w:bCs/>
-        </w:rPr>
-        <w:t xml:space="preserve">校勘注</w:t>
-      </w:r>
-      <w:r>
-        <w:rPr>
-          <w:rFonts w:hint="eastAsia" w:ascii="Times New Roman" w:hAnsi="Times New Roman" w:eastAsia="Times New Roman" w:cs="Times New Roman"/>
-        </w:rPr>
-        <w:t xml:space="preserve">：(2)</w:t>
-      </w:r>
-      <w:r>
-        <w:rPr>
-          <w:rFonts w:ascii="Times New Roman" w:hAnsi="Times New Roman" w:eastAsia="Times New Roman" w:cs="Times New Roman"/>
-        </w:rPr>
-        <w:t xml:space="preserve"> </w:t>
-      </w:r>
-      <w:r>
-        <w:rPr>
-          <w:rFonts w:hint="eastAsia" w:ascii="Times New Roman" w:hAnsi="Times New Roman" w:eastAsia="FangSong" w:cs="Times New Roman"/>
-        </w:rPr>
-        <w:t xml:space="preserve">原书键能表仅给出</w:t>
-      </w:r>
-      <w:r>
-        <w:rPr>
-          <w:rFonts w:ascii="Times New Roman" w:hAnsi="Times New Roman" w:eastAsia="Times New Roman" w:cs="Times New Roman"/>
-        </w:rPr>
-        <w:t xml:space="preserve"> 6 </w:t>
-      </w:r>
-      <w:r>
-        <w:rPr>
-          <w:rFonts w:hint="eastAsia" w:ascii="Times New Roman" w:hAnsi="Times New Roman" w:eastAsia="FangSong" w:cs="Times New Roman"/>
-        </w:rPr>
-        <w:t>个数值</w:t>
-      </w:r>
-      <w:r>
-        <w:rPr>
-          <w:rFonts w:hint="eastAsia" w:ascii="Times New Roman" w:hAnsi="Times New Roman" w:eastAsia="Times New Roman" w:cs="Times New Roman"/>
-        </w:rPr>
-        <w:t>、</w:t>
-      </w:r>
-      <w:r>
-        <w:rPr>
-          <w:rFonts w:hint="eastAsia" w:ascii="Times New Roman" w:hAnsi="Times New Roman" w:eastAsia="FangSong" w:cs="Times New Roman"/>
-        </w:rPr>
-        <w:t>未印出对应键名</w:t>
-      </w:r>
-      <w:r>
-        <w:rPr>
-          <w:rFonts w:hint="eastAsia" w:ascii="Times New Roman" w:hAnsi="Times New Roman" w:eastAsia="Times New Roman" w:cs="Times New Roman"/>
-        </w:rPr>
-        <w:t>（OCR</w:t>
-      </w:r>
-      <w:r>
-        <w:rPr>
-          <w:rFonts w:ascii="Times New Roman" w:hAnsi="Times New Roman" w:eastAsia="Times New Roman" w:cs="Times New Roman"/>
-        </w:rPr>
-        <w:t xml:space="preserve"> </w:t>
-      </w:r>
-      <w:r>
-        <w:rPr>
-          <w:rFonts w:hint="eastAsia" w:ascii="Times New Roman" w:hAnsi="Times New Roman" w:eastAsia="FangSong" w:cs="Times New Roman"/>
-        </w:rPr>
-        <w:t>亦未捕获</w:t>
-      </w:r>
-      <w:r>
-        <w:rPr>
-          <w:rFonts w:hint="eastAsia" w:ascii="Times New Roman" w:hAnsi="Times New Roman" w:eastAsia="Times New Roman" w:cs="Times New Roman"/>
-        </w:rPr>
-        <w:t>）。</w:t>
-      </w:r>
-      <w:r>
-        <w:rPr>
-          <w:rFonts w:hint="eastAsia" w:ascii="Times New Roman" w:hAnsi="Times New Roman" w:eastAsia="FangSong" w:cs="Times New Roman"/>
-        </w:rPr>
-        <w:t>按过程探究所用数据补全对应</w:t>
-      </w:r>
-      <w:r>
-        <w:rPr>
-          <w:rFonts w:hint="eastAsia" w:ascii="Times New Roman" w:hAnsi="Times New Roman" w:eastAsia="Times New Roman" w:cs="Times New Roman"/>
-        </w:rPr>
-        <w:t>：H—H</w:t>
-      </w:r>
-      <w:r>
-        <w:rPr>
-          <w:rFonts w:ascii="Times New Roman" w:hAnsi="Times New Roman" w:eastAsia="Times New Roman" w:cs="Times New Roman"/>
-        </w:rPr>
-        <w:t xml:space="preserve"> 432、O=O 494、F—F 155、H—O 424、O—F 220、H—F </w:t>
-      </w:r>
-      <w:r>
-        <w:rPr>
-          <w:rFonts w:hint="eastAsia" w:ascii="Times New Roman" w:hAnsi="Times New Roman" w:eastAsia="Times New Roman" w:cs="Times New Roman"/>
-        </w:rPr>
-        <w:t>566（</w:t>
-      </w:r>
-      <w:r>
-        <w:rPr>
-          <w:rFonts w:hint="eastAsia" w:ascii="Times New Roman" w:hAnsi="Times New Roman" w:eastAsia="FangSong" w:cs="Times New Roman"/>
-        </w:rPr>
-        <w:t>单位</w:t>
-      </w:r>
-      <w:r>
-        <w:rPr>
-          <w:rFonts w:ascii="Times New Roman" w:hAnsi="Times New Roman" w:eastAsia="Times New Roman" w:cs="Times New Roman"/>
-        </w:rPr>
-        <w:t xml:space="preserve"> </w:t>
-      </w:r>
-      <w:r>
-        <w:rPr>
-          <w:rFonts w:hint="eastAsia" w:ascii="Times New Roman" w:hAnsi="Times New Roman" w:eastAsia="Times New Roman" w:cs="Times New Roman"/>
-        </w:rPr>
-        <w:t>kJ·mol</w:t>
-      </w:r>
-      <w:r>
-        <w:rPr>
-          <w:rFonts w:hint="eastAsia" w:ascii="Times New Roman" w:hAnsi="Times New Roman" w:eastAsia="Times New Roman" w:cs="Times New Roman"/>
-          <w:vertAlign w:val="superscript"/>
-        </w:rPr>
-        <w:t>-1</w:t>
-      </w:r>
-      <w:r>
-        <w:rPr>
-          <w:rFonts w:hint="eastAsia" w:ascii="Times New Roman" w:hAnsi="Times New Roman" w:eastAsia="Times New Roman" w:cs="Times New Roman"/>
-        </w:rPr>
-        <w:t>）。</w:t>
-      </w:r>
+        <w:spacing w:before="0" w:after="0"/>
+      </w:pPr>
+    </w:p>
+    <w:p>
+      <w:pPr>
+        <w:spacing w:before="0" w:after="0"/>
+      </w:pPr>
+    </w:p>
+    <w:p>
+      <w:pPr>
+        <w:spacing w:before="0" w:after="0"/>
+      </w:pPr>
+    </w:p>
+    <w:p>
+      <w:pPr>
+        <w:spacing w:before="0" w:after="0"/>
+      </w:pPr>
+    </w:p>
+    <w:p>
+      <w:pPr>
+        <w:spacing w:before="0" w:after="0"/>
+      </w:pPr>
+    </w:p>
+    <w:p>
+      <w:pPr>
+        <w:spacing w:before="0" w:after="0"/>
+      </w:pPr>
+    </w:p>
+    <w:p>
+      <w:pPr>
+        <w:spacing w:before="0" w:after="0"/>
+      </w:pPr>
+    </w:p>
+    <w:p>
+      <w:pPr>
+        <w:spacing w:before="0" w:after="0"/>
+      </w:pPr>
     </w:p>
     <w:p>
       <w:pPr>

--- a/00-首页/题组Word/专项卷/一分册/专项卷XII-学生版.docx
+++ b/00-首页/题组Word/专项卷/一分册/专项卷XII-学生版.docx
@@ -182,6 +182,14 @@
       <w:tblPr>
         <w:tblStyle w:val="Table"/>
         <w:tblW w:type="auto" w:w="0"/>
+        <w:tblBorders>
+          <w:top w:val="single" w:sz="12" w:space="0" w:color="000000"/>
+          <w:left w:val="none" w:sz="0" w:space="0" w:color="auto"/>
+          <w:bottom w:val="single" w:sz="12" w:space="0" w:color="000000"/>
+          <w:right w:val="none" w:sz="0" w:space="0" w:color="auto"/>
+          <w:insideH w:val="none" w:sz="0" w:space="0" w:color="auto"/>
+          <w:insideV w:val="none" w:sz="0" w:space="0" w:color="auto"/>
+        </w:tblBorders>
         <w:tblLook w:firstRow="1" w:lastRow="0" w:firstColumn="0" w:lastColumn="0" w:noHBand="0" w:noVBand="0" w:val="0020"/>
       </w:tblPr>
       <w:tblGrid>
@@ -196,7 +204,11 @@
           <w:tblHeader w:val="on"/>
         </w:trPr>
         <w:tc>
-          <w:tcPr/>
+          <w:tcPr>
+            <w:tcBorders>
+              <w:bottom w:val="single" w:sz="8" w:space="0" w:color="000000"/>
+            </w:tcBorders>
+          </w:tcPr>
           <w:p>
             <w:pPr>
               <w:pStyle w:val="Compact"/>
@@ -212,7 +224,11 @@
           </w:p>
         </w:tc>
         <w:tc>
-          <w:tcPr/>
+          <w:tcPr>
+            <w:tcBorders>
+              <w:bottom w:val="single" w:sz="8" w:space="0" w:color="000000"/>
+            </w:tcBorders>
+          </w:tcPr>
           <w:p>
             <w:pPr>
               <w:pStyle w:val="Compact"/>
@@ -228,7 +244,11 @@
           </w:p>
         </w:tc>
         <w:tc>
-          <w:tcPr/>
+          <w:tcPr>
+            <w:tcBorders>
+              <w:bottom w:val="single" w:sz="8" w:space="0" w:color="000000"/>
+            </w:tcBorders>
+          </w:tcPr>
           <w:p>
             <w:pPr>
               <w:pStyle w:val="Compact"/>
@@ -244,7 +264,11 @@
           </w:p>
         </w:tc>
         <w:tc>
-          <w:tcPr/>
+          <w:tcPr>
+            <w:tcBorders>
+              <w:bottom w:val="single" w:sz="8" w:space="0" w:color="000000"/>
+            </w:tcBorders>
+          </w:tcPr>
           <w:p>
             <w:pPr>
               <w:pStyle w:val="Compact"/>
@@ -260,7 +284,11 @@
           </w:p>
         </w:tc>
         <w:tc>
-          <w:tcPr/>
+          <w:tcPr>
+            <w:tcBorders>
+              <w:bottom w:val="single" w:sz="8" w:space="0" w:color="000000"/>
+            </w:tcBorders>
+          </w:tcPr>
           <w:p>
             <w:pPr>
               <w:pStyle w:val="Compact"/>
@@ -1942,6 +1970,7 @@
     <w:p>
       <w:pPr>
         <w:pStyle w:val="BodyText"/>
+        <w:spacing w:before="0" w:after="0"/>
       </w:pPr>
       <w:r>
         <w:rPr>
@@ -1959,6 +1988,7 @@
     <w:p>
       <w:pPr>
         <w:pStyle w:val="BodyText"/>
+        <w:spacing w:before="0" w:after="0"/>
       </w:pPr>
       <w:r>
         <w:rPr>
@@ -1976,6 +2006,7 @@
     <w:p>
       <w:pPr>
         <w:pStyle w:val="BodyText"/>
+        <w:spacing w:before="0" w:after="0"/>
       </w:pPr>
       <w:r>
         <w:rPr>
@@ -2108,6 +2139,7 @@
     <w:p>
       <w:pPr>
         <w:pStyle w:val="BodyText"/>
+        <w:spacing w:before="0" w:after="0"/>
       </w:pPr>
       <w:r>
         <w:rPr>
@@ -2725,8 +2757,8 @@
     <w:p>
       <w:pPr>
         <w:pStyle w:val="BodyText"/>
+        <w:spacing w:before="0" w:after="0"/>
         <w:ind w:left="480" w:hanging="480"/>
-        <w:spacing w:after="0"/>
       </w:pPr>
       <w:r>
         <w:rPr>
@@ -2814,14 +2846,39 @@
     <w:p>
       <w:pPr>
         <w:pStyle w:val="BodyText"/>
+        <w:spacing w:before="0" w:after="0"/>
         <w:ind w:left="480" w:hanging="480"/>
+      </w:pPr>
+      <w:r>
+        <w:rPr>
+          <w:rFonts w:ascii="Times New Roman" w:hAnsi="Times New Roman" w:eastAsia="Times New Roman" w:cs="Times New Roman"/>
+        </w:rPr>
+        <w:t xml:space="preserve">B. HI </w:t>
+      </w:r>
+      <w:r>
+        <w:rPr>
+          <w:rFonts w:hint="eastAsia" w:ascii="Times New Roman" w:hAnsi="Times New Roman" w:eastAsia="FangSong" w:cs="Times New Roman"/>
+        </w:rPr>
+        <w:t xml:space="preserve">溶液</w:t>
+      </w:r>
+      <w:r>
+        <w:rPr>
+          <w:rFonts w:ascii="Times New Roman" w:hAnsi="Times New Roman" w:eastAsia="Times New Roman" w:cs="Times New Roman"/>
+        </w:rPr>
+        <w:t xml:space="preserve"> </w:t>
+      </w:r>
+    </w:p>
+    <w:p>
+      <w:pPr>
+        <w:pStyle w:val="BodyText"/>
         <w:spacing w:before="0" w:after="0"/>
-      </w:pPr>
-      <w:r>
-        <w:rPr>
-          <w:rFonts w:ascii="Times New Roman" w:hAnsi="Times New Roman" w:eastAsia="Times New Roman" w:cs="Times New Roman"/>
-        </w:rPr>
-        <w:t xml:space="preserve">B. HI </w:t>
+        <w:ind w:left="480" w:hanging="480"/>
+      </w:pPr>
+      <w:r>
+        <w:rPr>
+          <w:rFonts w:ascii="Times New Roman" w:hAnsi="Times New Roman" w:eastAsia="Times New Roman" w:cs="Times New Roman"/>
+        </w:rPr>
+        <w:t xml:space="preserve">C. NaOH </w:t>
       </w:r>
       <w:r>
         <w:rPr>
@@ -2839,33 +2896,8 @@
     <w:p>
       <w:pPr>
         <w:pStyle w:val="BodyText"/>
+        <w:spacing w:before="0" w:after="0"/>
         <w:ind w:left="480" w:hanging="480"/>
-        <w:spacing w:before="0" w:after="0"/>
-      </w:pPr>
-      <w:r>
-        <w:rPr>
-          <w:rFonts w:ascii="Times New Roman" w:hAnsi="Times New Roman" w:eastAsia="Times New Roman" w:cs="Times New Roman"/>
-        </w:rPr>
-        <w:t xml:space="preserve">C. NaOH </w:t>
-      </w:r>
-      <w:r>
-        <w:rPr>
-          <w:rFonts w:hint="eastAsia" w:ascii="Times New Roman" w:hAnsi="Times New Roman" w:eastAsia="FangSong" w:cs="Times New Roman"/>
-        </w:rPr>
-        <w:t xml:space="preserve">溶液</w:t>
-      </w:r>
-      <w:r>
-        <w:rPr>
-          <w:rFonts w:ascii="Times New Roman" w:hAnsi="Times New Roman" w:eastAsia="Times New Roman" w:cs="Times New Roman"/>
-        </w:rPr>
-        <w:t xml:space="preserve"> </w:t>
-      </w:r>
-    </w:p>
-    <w:p>
-      <w:pPr>
-        <w:pStyle w:val="BodyText"/>
-        <w:ind w:left="480" w:hanging="480"/>
-        <w:spacing w:before="0" w:after="180"/>
       </w:pPr>
       <w:r>
         <w:rPr>
@@ -3252,8 +3284,8 @@
     <w:p>
       <w:pPr>
         <w:pStyle w:val="BodyText"/>
+        <w:spacing w:before="0" w:after="0"/>
         <w:ind w:left="480" w:hanging="480"/>
-        <w:spacing w:after="0"/>
       </w:pPr>
       <w:r>
         <w:rPr>
@@ -3295,20 +3327,51 @@
     <w:p>
       <w:pPr>
         <w:pStyle w:val="BodyText"/>
+        <w:spacing w:before="0" w:after="0"/>
         <w:ind w:left="480" w:hanging="480"/>
+      </w:pPr>
+      <w:r>
+        <w:rPr>
+          <w:rFonts w:ascii="Times New Roman" w:hAnsi="Times New Roman" w:eastAsia="Times New Roman" w:cs="Times New Roman"/>
+        </w:rPr>
+        <w:t xml:space="preserve">B. </w:t>
+      </w:r>
+      <w:r>
+        <w:rPr>
+          <w:rFonts w:hint="eastAsia" w:ascii="Times New Roman" w:hAnsi="Times New Roman" w:eastAsia="FangSong" w:cs="Times New Roman"/>
+        </w:rPr>
+        <w:t xml:space="preserve">苯加氢生成环己烷是吸热反应</w:t>
+      </w:r>
+      <w:r>
+        <w:rPr>
+          <w:rFonts w:ascii="Times New Roman" w:hAnsi="Times New Roman" w:eastAsia="Times New Roman" w:cs="Times New Roman"/>
+        </w:rPr>
+        <w:t xml:space="preserve"> </w:t>
+      </w:r>
+    </w:p>
+    <w:p>
+      <w:pPr>
+        <w:pStyle w:val="BodyText"/>
         <w:spacing w:before="0" w:after="0"/>
-      </w:pPr>
-      <w:r>
-        <w:rPr>
-          <w:rFonts w:ascii="Times New Roman" w:hAnsi="Times New Roman" w:eastAsia="Times New Roman" w:cs="Times New Roman"/>
-        </w:rPr>
-        <w:t xml:space="preserve">B. </w:t>
-      </w:r>
-      <w:r>
-        <w:rPr>
-          <w:rFonts w:hint="eastAsia" w:ascii="Times New Roman" w:hAnsi="Times New Roman" w:eastAsia="FangSong" w:cs="Times New Roman"/>
-        </w:rPr>
-        <w:t xml:space="preserve">苯加氢生成环己烷是吸热反应</w:t>
+        <w:ind w:left="480" w:hanging="480"/>
+      </w:pPr>
+      <w:r>
+        <w:rPr>
+          <w:rFonts w:ascii="Times New Roman" w:hAnsi="Times New Roman" w:eastAsia="Times New Roman" w:cs="Times New Roman"/>
+        </w:rPr>
+        <w:t xml:space="preserve">C. </w:t>
+      </w:r>
+      <w:r>
+        <w:rPr>
+          <w:rFonts w:hint="eastAsia" w:ascii="Times New Roman" w:hAnsi="Times New Roman" w:eastAsia="Times New Roman" w:cs="Times New Roman"/>
+        </w:rPr>
+        <w:t>1,3-</w:t>
+      </w:r>
+      <w:r>
+        <w:rPr>
+          <w:rFonts w:hint="eastAsia" w:ascii="Times New Roman" w:hAnsi="Times New Roman" w:eastAsia="FangSong" w:cs="Times New Roman"/>
+        </w:rPr>
+        <w:t>环己二烯比苯稳定</w:t>
       </w:r>
       <w:r>
         <w:rPr>
@@ -3320,39 +3383,8 @@
     <w:p>
       <w:pPr>
         <w:pStyle w:val="BodyText"/>
+        <w:spacing w:before="0" w:after="0"/>
         <w:ind w:left="480" w:hanging="480"/>
-        <w:spacing w:before="0" w:after="0"/>
-      </w:pPr>
-      <w:r>
-        <w:rPr>
-          <w:rFonts w:ascii="Times New Roman" w:hAnsi="Times New Roman" w:eastAsia="Times New Roman" w:cs="Times New Roman"/>
-        </w:rPr>
-        <w:t xml:space="preserve">C. </w:t>
-      </w:r>
-      <w:r>
-        <w:rPr>
-          <w:rFonts w:hint="eastAsia" w:ascii="Times New Roman" w:hAnsi="Times New Roman" w:eastAsia="Times New Roman" w:cs="Times New Roman"/>
-        </w:rPr>
-        <w:t>1,3-</w:t>
-      </w:r>
-      <w:r>
-        <w:rPr>
-          <w:rFonts w:hint="eastAsia" w:ascii="Times New Roman" w:hAnsi="Times New Roman" w:eastAsia="FangSong" w:cs="Times New Roman"/>
-        </w:rPr>
-        <w:t>环己二烯比苯稳定</w:t>
-      </w:r>
-      <w:r>
-        <w:rPr>
-          <w:rFonts w:ascii="Times New Roman" w:hAnsi="Times New Roman" w:eastAsia="Times New Roman" w:cs="Times New Roman"/>
-        </w:rPr>
-        <w:t xml:space="preserve"> </w:t>
-      </w:r>
-    </w:p>
-    <w:p>
-      <w:pPr>
-        <w:pStyle w:val="BodyText"/>
-        <w:ind w:left="480" w:hanging="480"/>
-        <w:spacing w:before="0" w:after="180"/>
       </w:pPr>
       <w:r>
         <w:rPr>
@@ -3531,6 +3563,14 @@
         <w:tblStyle w:val="Table"/>
         <w:tblW w:type="pct" w:w="5000"/>
         <w:tblLayout w:type="fixed"/>
+        <w:tblBorders>
+          <w:top w:val="single" w:sz="12" w:space="0" w:color="000000"/>
+          <w:left w:val="none" w:sz="0" w:space="0" w:color="auto"/>
+          <w:bottom w:val="single" w:sz="12" w:space="0" w:color="000000"/>
+          <w:right w:val="none" w:sz="0" w:space="0" w:color="auto"/>
+          <w:insideH w:val="none" w:sz="0" w:space="0" w:color="auto"/>
+          <w:insideV w:val="none" w:sz="0" w:space="0" w:color="auto"/>
+        </w:tblBorders>
         <w:tblLook w:firstRow="1" w:lastRow="0" w:firstColumn="0" w:lastColumn="0" w:noHBand="0" w:noVBand="0" w:val="0020"/>
       </w:tblPr>
       <w:tblGrid>
@@ -3542,7 +3582,11 @@
           <w:tblHeader w:val="on"/>
         </w:trPr>
         <w:tc>
-          <w:tcPr/>
+          <w:tcPr>
+            <w:tcBorders>
+              <w:bottom w:val="single" w:sz="8" w:space="0" w:color="000000"/>
+            </w:tcBorders>
+          </w:tcPr>
           <w:p>
             <w:pPr>
               <w:pStyle w:val="Compact"/>
@@ -3558,7 +3602,11 @@
           </w:p>
         </w:tc>
         <w:tc>
-          <w:tcPr/>
+          <w:tcPr>
+            <w:tcBorders>
+              <w:bottom w:val="single" w:sz="8" w:space="0" w:color="000000"/>
+            </w:tcBorders>
+          </w:tcPr>
           <w:p>
             <w:pPr>
               <w:pStyle w:val="Compact"/>
@@ -6349,6 +6397,14 @@
       <w:tblPr>
         <w:tblStyle w:val="Table"/>
         <w:tblW w:type="auto" w:w="0"/>
+        <w:tblBorders>
+          <w:top w:val="single" w:sz="12" w:space="0" w:color="000000"/>
+          <w:left w:val="none" w:sz="0" w:space="0" w:color="auto"/>
+          <w:bottom w:val="single" w:sz="12" w:space="0" w:color="000000"/>
+          <w:right w:val="none" w:sz="0" w:space="0" w:color="auto"/>
+          <w:insideH w:val="none" w:sz="0" w:space="0" w:color="auto"/>
+          <w:insideV w:val="none" w:sz="0" w:space="0" w:color="auto"/>
+        </w:tblBorders>
         <w:tblLook w:firstRow="1" w:lastRow="0" w:firstColumn="0" w:lastColumn="0" w:noHBand="0" w:noVBand="0" w:val="0020"/>
       </w:tblPr>
       <w:tblGrid>
@@ -6363,7 +6419,11 @@
           <w:tblHeader w:val="on"/>
         </w:trPr>
         <w:tc>
-          <w:tcPr/>
+          <w:tcPr>
+            <w:tcBorders>
+              <w:bottom w:val="single" w:sz="8" w:space="0" w:color="000000"/>
+            </w:tcBorders>
+          </w:tcPr>
           <w:p>
             <w:pPr>
               <w:pStyle w:val="Compact"/>
@@ -6379,7 +6439,11 @@
           </w:p>
         </w:tc>
         <w:tc>
-          <w:tcPr/>
+          <w:tcPr>
+            <w:tcBorders>
+              <w:bottom w:val="single" w:sz="8" w:space="0" w:color="000000"/>
+            </w:tcBorders>
+          </w:tcPr>
           <w:p>
             <w:pPr>
               <w:pStyle w:val="Compact"/>
@@ -6395,7 +6459,11 @@
           </w:p>
         </w:tc>
         <w:tc>
-          <w:tcPr/>
+          <w:tcPr>
+            <w:tcBorders>
+              <w:bottom w:val="single" w:sz="8" w:space="0" w:color="000000"/>
+            </w:tcBorders>
+          </w:tcPr>
           <w:p>
             <w:pPr>
               <w:pStyle w:val="Compact"/>
@@ -6411,7 +6479,11 @@
           </w:p>
         </w:tc>
         <w:tc>
-          <w:tcPr/>
+          <w:tcPr>
+            <w:tcBorders>
+              <w:bottom w:val="single" w:sz="8" w:space="0" w:color="000000"/>
+            </w:tcBorders>
+          </w:tcPr>
           <w:p>
             <w:pPr>
               <w:pStyle w:val="Compact"/>
@@ -6427,7 +6499,11 @@
           </w:p>
         </w:tc>
         <w:tc>
-          <w:tcPr/>
+          <w:tcPr>
+            <w:tcBorders>
+              <w:bottom w:val="single" w:sz="8" w:space="0" w:color="000000"/>
+            </w:tcBorders>
+          </w:tcPr>
           <w:p>
             <w:pPr>
               <w:pStyle w:val="Compact"/>
@@ -7479,6 +7555,7 @@
     <w:p>
       <w:pPr>
         <w:pStyle w:val="FirstParagraph"/>
+        <w:spacing w:before="0" w:after="0"/>
       </w:pPr>
       <w:r>
         <w:rPr>
@@ -7755,6 +7832,7 @@
     <w:p>
       <w:pPr>
         <w:pStyle w:val="BodyText"/>
+        <w:spacing w:before="0" w:after="0"/>
       </w:pPr>
       <w:r>
         <w:rPr>
@@ -8034,6 +8112,7 @@
     <w:p>
       <w:pPr>
         <w:pStyle w:val="BodyText"/>
+        <w:spacing w:before="0" w:after="0"/>
       </w:pPr>
       <w:r>
         <w:rPr>
@@ -8310,6 +8389,7 @@
     <w:p>
       <w:pPr>
         <w:pStyle w:val="BodyText"/>
+        <w:spacing w:before="0" w:after="0"/>
       </w:pPr>
       <w:r>
         <w:rPr>
@@ -10418,6 +10498,14 @@
       <w:tblPr>
         <w:tblStyle w:val="Table"/>
         <w:tblW w:type="auto" w:w="0"/>
+        <w:tblBorders>
+          <w:top w:val="single" w:sz="12" w:space="0" w:color="000000"/>
+          <w:left w:val="none" w:sz="0" w:space="0" w:color="auto"/>
+          <w:bottom w:val="single" w:sz="12" w:space="0" w:color="000000"/>
+          <w:right w:val="none" w:sz="0" w:space="0" w:color="auto"/>
+          <w:insideH w:val="none" w:sz="0" w:space="0" w:color="auto"/>
+          <w:insideV w:val="none" w:sz="0" w:space="0" w:color="auto"/>
+        </w:tblBorders>
         <w:tblLook w:firstRow="1" w:lastRow="0" w:firstColumn="0" w:lastColumn="0" w:noHBand="0" w:noVBand="0" w:val="0020"/>
       </w:tblPr>
       <w:tblGrid>
@@ -10431,7 +10519,11 @@
           <w:tblHeader w:val="on"/>
         </w:trPr>
         <w:tc>
-          <w:tcPr/>
+          <w:tcPr>
+            <w:tcBorders>
+              <w:bottom w:val="single" w:sz="8" w:space="0" w:color="000000"/>
+            </w:tcBorders>
+          </w:tcPr>
           <w:p>
             <w:pPr>
               <w:pStyle w:val="Compact"/>
@@ -10447,7 +10539,11 @@
           </w:p>
         </w:tc>
         <w:tc>
-          <w:tcPr/>
+          <w:tcPr>
+            <w:tcBorders>
+              <w:bottom w:val="single" w:sz="8" w:space="0" w:color="000000"/>
+            </w:tcBorders>
+          </w:tcPr>
           <w:p>
             <w:pPr>
               <w:pStyle w:val="Compact"/>
@@ -10456,7 +10552,11 @@
           </w:p>
         </w:tc>
         <w:tc>
-          <w:tcPr/>
+          <w:tcPr>
+            <w:tcBorders>
+              <w:bottom w:val="single" w:sz="8" w:space="0" w:color="000000"/>
+            </w:tcBorders>
+          </w:tcPr>
           <w:p>
             <w:pPr>
               <w:pStyle w:val="Compact"/>
@@ -10472,7 +10572,11 @@
           </w:p>
         </w:tc>
         <w:tc>
-          <w:tcPr/>
+          <w:tcPr>
+            <w:tcBorders>
+              <w:bottom w:val="single" w:sz="8" w:space="0" w:color="000000"/>
+            </w:tcBorders>
+          </w:tcPr>
           <w:p>
             <w:pPr>
               <w:pStyle w:val="Compact"/>
@@ -20306,7 +20410,7 @@
     <ns0:rPr>
       <ns0:rFonts ns0:ascii="Times New Roman" ns0:cs="Times New Roman" ns0:eastAsia="SimHei" ns0:hAnsi="Times New Roman"/>
       <ns0:b/>
-      <ns0:color ns0:val="17324D"/>
+      <ns0:color ns0:val="000000"/>
       <ns0:sz ns0:val="44"/>
       <ns0:szCs ns0:val="56"/>
     </ns0:rPr>
@@ -20448,7 +20552,7 @@
     <ns0:rPr>
       <ns0:rFonts ns0:ascii="Times New Roman" ns0:cs="Times New Roman" ns0:eastAsia="SimHei" ns0:hAnsi="Times New Roman"/>
       <ns0:b/>
-      <ns0:color ns0:val="17324D"/>
+      <ns0:color ns0:val="000000"/>
       <ns0:sz ns0:val="32"/>
       <ns0:szCs ns0:val="40"/>
     </ns0:rPr>
@@ -20472,7 +20576,7 @@
     <ns0:rPr>
       <ns0:rFonts ns0:ascii="Times New Roman" ns0:cs="Times New Roman" ns0:eastAsia="SimHei" ns0:hAnsi="Times New Roman"/>
       <ns0:b/>
-      <ns0:color ns0:val="17324D"/>
+      <ns0:color ns0:val="000000"/>
       <ns0:sz ns0:val="28"/>
       <ns0:szCs ns0:val="32"/>
     </ns0:rPr>
@@ -20496,7 +20600,7 @@
     <ns0:rPr>
       <ns0:rFonts ns0:ascii="Times New Roman" ns0:cs="Times New Roman" ns0:eastAsia="SimHei" ns0:hAnsi="Times New Roman"/>
       <ns0:b/>
-      <ns0:color ns0:val="17324D"/>
+      <ns0:color ns0:val="000000"/>
       <ns0:sz ns0:val="25"/>
       <ns0:szCs ns0:val="28"/>
     </ns0:rPr>
